--- a/document_templates/docx/title_sheet.docx
+++ b/document_templates/docx/title_sheet.docx
@@ -1196,6 +1196,185 @@
               <w:t>}}</w:t>
             </w:r>
           </w:p>
+          <w:p>
+            <w:pPr>
+              <w:rPr>
+                <w:rFonts w:ascii="Times New Roman" w:hAnsi="Times New Roman" w:cs="Times New Roman"/>
+                <w:sz w:val="28"/>
+                <w:szCs w:val="28"/>
+                <w:lang w:val="en-US"/>
+              </w:rPr>
+            </w:pPr>
+            <w:r>
+              <w:rPr>
+                <w:rFonts w:ascii="Times New Roman" w:eastAsia="Calibri" w:hAnsi="Times New Roman" w:cs="Times New Roman"/>
+                <w:b/>
+                <w:szCs w:val="20"/>
+              </w:rPr>
+              <w:t>Участок</w:t>
+            </w:r>
+            <w:r>
+              <w:rPr>
+                <w:rFonts w:ascii="Times New Roman" w:eastAsia="Calibri" w:hAnsi="Times New Roman" w:cs="Times New Roman"/>
+                <w:szCs w:val="20"/>
+                <w:lang w:val="en-US"/>
+              </w:rPr>
+              <w:t xml:space="preserve">: </w:t>
+            </w:r>
+            <w:r>
+              <w:rPr>
+                <w:rFonts w:ascii="Times New Roman" w:hAnsi="Times New Roman" w:cs="Times New Roman"/>
+                <w:szCs w:val="16"/>
+                <w:lang w:val="en-US"/>
+              </w:rPr>
+              <w:t>{{</w:t>
+            </w:r>
+            <w:proofErr w:type="spellStart"/>
+            <w:r>
+              <w:rPr>
+                <w:rFonts w:ascii="Times New Roman" w:hAnsi="Times New Roman" w:cs="Times New Roman"/>
+                <w:szCs w:val="16"/>
+                <w:lang w:val="en-US"/>
+              </w:rPr>
+              <w:t>project_plot_full</w:t>
+            </w:r>
+            <w:proofErr w:type="spellEnd"/>
+            <w:r>
+              <w:rPr>
+                <w:rFonts w:ascii="Times New Roman" w:hAnsi="Times New Roman" w:cs="Times New Roman"/>
+                <w:szCs w:val="16"/>
+                <w:lang w:val="en-US"/>
+              </w:rPr>
+              <w:t>}}</w:t>
+            </w:r>
+            <w:r>
+              <w:rPr>
+                <w:lang w:val="en-US"/>
+              </w:rPr>
+              <w:t xml:space="preserve"> </w:t>
+            </w:r>
+            <w:r>
+              <w:rPr>
+                <w:rFonts w:ascii="Times New Roman" w:hAnsi="Times New Roman" w:cs="Times New Roman"/>
+                <w:szCs w:val="16"/>
+                <w:lang w:val="en-US"/>
+              </w:rPr>
+              <w:t>{{</w:t>
+            </w:r>
+            <w:proofErr w:type="spellStart"/>
+            <w:r>
+              <w:rPr>
+                <w:rFonts w:ascii="Times New Roman" w:hAnsi="Times New Roman" w:cs="Times New Roman"/>
+                <w:szCs w:val="16"/>
+                <w:lang w:val="en-US"/>
+              </w:rPr>
+              <w:t>project_construction_full</w:t>
+            </w:r>
+            <w:proofErr w:type="spellEnd"/>
+            <w:r>
+              <w:rPr>
+                <w:rFonts w:ascii="Times New Roman" w:hAnsi="Times New Roman" w:cs="Times New Roman"/>
+                <w:szCs w:val="16"/>
+                <w:lang w:val="en-US"/>
+              </w:rPr>
+              <w:t>}}</w:t>
+            </w:r>
+          </w:p>
+          <w:p>
+            <w:pPr>
+              <w:rPr>
+                <w:rFonts w:ascii="Times New Roman" w:hAnsi="Times New Roman" w:cs="Times New Roman"/>
+                <w:sz w:val="28"/>
+                <w:szCs w:val="28"/>
+                <w:lang w:val="en-US"/>
+              </w:rPr>
+            </w:pPr>
+            <w:r>
+              <w:rPr>
+                <w:rFonts w:ascii="Times New Roman" w:eastAsia="Calibri" w:hAnsi="Times New Roman" w:cs="Times New Roman"/>
+                <w:b/>
+                <w:szCs w:val="20"/>
+              </w:rPr>
+              <w:t xml:space="preserve">Подрядчик: </w:t>
+            </w:r>
+            <w:r>
+              <w:rPr>
+                <w:rFonts w:ascii="Times New Roman" w:eastAsia="Calibri" w:hAnsi="Times New Roman" w:cs="Times New Roman"/>
+                <w:szCs w:val="20"/>
+              </w:rPr>
+              <w:t>АО «</w:t>
+            </w:r>
+            <w:proofErr w:type="spellStart"/>
+            <w:r>
+              <w:rPr>
+                <w:rFonts w:ascii="Times New Roman" w:eastAsia="Calibri" w:hAnsi="Times New Roman" w:cs="Times New Roman"/>
+                <w:szCs w:val="20"/>
+              </w:rPr>
+              <w:t>Мосметрострой</w:t>
+            </w:r>
+            <w:proofErr w:type="spellEnd"/>
+            <w:r>
+              <w:rPr>
+                <w:rFonts w:ascii="Times New Roman" w:eastAsia="Calibri" w:hAnsi="Times New Roman" w:cs="Times New Roman"/>
+                <w:szCs w:val="20"/>
+              </w:rPr>
+              <w:t>»</w:t>
+            </w:r>
+          </w:p>
+          <w:p>
+            <w:pPr>
+              <w:rPr>
+                <w:rFonts w:ascii="Times New Roman" w:hAnsi="Times New Roman" w:cs="Times New Roman"/>
+                <w:sz w:val="28"/>
+                <w:szCs w:val="28"/>
+              </w:rPr>
+            </w:pPr>
+            <w:r>
+              <w:rPr>
+                <w:rFonts w:ascii="Times New Roman" w:eastAsia="Calibri" w:hAnsi="Times New Roman" w:cs="Times New Roman"/>
+                <w:b/>
+                <w:szCs w:val="20"/>
+              </w:rPr>
+              <w:t>Организация, выполнившая работы:</w:t>
+            </w:r>
+            <w:r>
+              <w:rPr>
+                <w:rFonts w:ascii="Times New Roman" w:eastAsia="Calibri" w:hAnsi="Times New Roman" w:cs="Times New Roman"/>
+                <w:szCs w:val="20"/>
+              </w:rPr>
+              <w:t xml:space="preserve"> ООО «СМУ-12 </w:t>
+            </w:r>
+            <w:proofErr w:type="spellStart"/>
+            <w:r>
+              <w:rPr>
+                <w:rFonts w:ascii="Times New Roman" w:eastAsia="Calibri" w:hAnsi="Times New Roman" w:cs="Times New Roman"/>
+                <w:szCs w:val="20"/>
+              </w:rPr>
+              <w:t>М</w:t>
+            </w:r>
+            <w:r>
+              <w:rPr>
+                <w:rFonts w:ascii="Times New Roman" w:eastAsia="Calibri" w:hAnsi="Times New Roman" w:cs="Times New Roman"/>
+                <w:szCs w:val="20"/>
+              </w:rPr>
+              <w:t>осм</w:t>
+            </w:r>
+            <w:r>
+              <w:rPr>
+                <w:rFonts w:ascii="Times New Roman" w:eastAsia="Calibri" w:hAnsi="Times New Roman" w:cs="Times New Roman"/>
+                <w:szCs w:val="20"/>
+              </w:rPr>
+              <w:t>етростроя</w:t>
+            </w:r>
+            <w:proofErr w:type="spellEnd"/>
+            <w:r>
+              <w:rPr>
+                <w:rFonts w:ascii="Times New Roman" w:eastAsia="Calibri" w:hAnsi="Times New Roman" w:cs="Times New Roman"/>
+                <w:szCs w:val="20"/>
+              </w:rPr>
+              <w:t>»</w:t>
+            </w:r>
+          </w:p>
         </w:tc>
         <w:tc>
           <w:tcPr>
@@ -1509,94 +1688,21 @@
         <w:tc>
           <w:tcPr>
             <w:tcW w:w="10057" w:type="dxa"/>
-            <w:tcBorders>
-              <w:left w:val="double" w:sz="12" w:space="0" w:color="auto"/>
-              <w:right w:val="double" w:sz="12" w:space="0" w:color="auto"/>
-            </w:tcBorders>
-          </w:tcPr>
-          <w:p>
-            <w:pPr>
-              <w:rPr>
-                <w:rFonts w:ascii="Times New Roman" w:hAnsi="Times New Roman" w:cs="Times New Roman"/>
-                <w:sz w:val="28"/>
-                <w:szCs w:val="28"/>
-                <w:lang w:val="en-US"/>
-              </w:rPr>
-            </w:pPr>
-            <w:r>
-              <w:rPr>
-                <w:rFonts w:ascii="Times New Roman" w:eastAsia="Calibri" w:hAnsi="Times New Roman" w:cs="Times New Roman"/>
-                <w:b/>
-                <w:szCs w:val="20"/>
-              </w:rPr>
-              <w:t>Участок</w:t>
-            </w:r>
-            <w:r>
-              <w:rPr>
-                <w:rFonts w:ascii="Times New Roman" w:eastAsia="Calibri" w:hAnsi="Times New Roman" w:cs="Times New Roman"/>
-                <w:szCs w:val="20"/>
-                <w:lang w:val="en-US"/>
-              </w:rPr>
-              <w:t xml:space="preserve">: </w:t>
-            </w:r>
-            <w:r>
-              <w:rPr>
-                <w:rFonts w:ascii="Times New Roman" w:hAnsi="Times New Roman" w:cs="Times New Roman"/>
-                <w:szCs w:val="16"/>
-                <w:lang w:val="en-US"/>
-              </w:rPr>
-              <w:t>{{</w:t>
-            </w:r>
-            <w:proofErr w:type="spellStart"/>
-            <w:r>
-              <w:rPr>
-                <w:rFonts w:ascii="Times New Roman" w:hAnsi="Times New Roman" w:cs="Times New Roman"/>
-                <w:szCs w:val="16"/>
-                <w:lang w:val="en-US"/>
-              </w:rPr>
-              <w:t>project_plot_full</w:t>
-            </w:r>
-            <w:proofErr w:type="spellEnd"/>
-            <w:r>
-              <w:rPr>
-                <w:rFonts w:ascii="Times New Roman" w:hAnsi="Times New Roman" w:cs="Times New Roman"/>
-                <w:szCs w:val="16"/>
-                <w:lang w:val="en-US"/>
-              </w:rPr>
-              <w:t>}}</w:t>
-            </w:r>
-            <w:r>
-              <w:rPr>
-                <w:lang w:val="en-US"/>
-              </w:rPr>
-              <w:t xml:space="preserve"> </w:t>
-            </w:r>
-            <w:r>
-              <w:rPr>
-                <w:rFonts w:ascii="Times New Roman" w:hAnsi="Times New Roman" w:cs="Times New Roman"/>
-                <w:szCs w:val="16"/>
-                <w:lang w:val="en-US"/>
-              </w:rPr>
-              <w:t>{{</w:t>
-            </w:r>
-            <w:proofErr w:type="spellStart"/>
-            <w:r>
-              <w:rPr>
-                <w:rFonts w:ascii="Times New Roman" w:hAnsi="Times New Roman" w:cs="Times New Roman"/>
-                <w:szCs w:val="16"/>
-                <w:lang w:val="en-US"/>
-              </w:rPr>
-              <w:t>project_construction_full</w:t>
-            </w:r>
-            <w:proofErr w:type="spellEnd"/>
-            <w:r>
-              <w:rPr>
-                <w:rFonts w:ascii="Times New Roman" w:hAnsi="Times New Roman" w:cs="Times New Roman"/>
-                <w:szCs w:val="16"/>
-                <w:lang w:val="en-US"/>
-              </w:rPr>
-              <w:t>}}</w:t>
-            </w:r>
+            <w:vMerge/>
+            <w:tcBorders>
+              <w:left w:val="double" w:sz="12" w:space="0" w:color="auto"/>
+              <w:right w:val="double" w:sz="12" w:space="0" w:color="auto"/>
+            </w:tcBorders>
+          </w:tcPr>
+          <w:p>
+            <w:pPr>
+              <w:rPr>
+                <w:rFonts w:ascii="Times New Roman" w:hAnsi="Times New Roman" w:cs="Times New Roman"/>
+                <w:sz w:val="28"/>
+                <w:szCs w:val="28"/>
+                <w:lang w:val="en-US"/>
+              </w:rPr>
+            </w:pPr>
           </w:p>
         </w:tc>
         <w:tc>
@@ -1730,50 +1836,20 @@
         <w:tc>
           <w:tcPr>
             <w:tcW w:w="10057" w:type="dxa"/>
-            <w:tcBorders>
-              <w:left w:val="double" w:sz="12" w:space="0" w:color="auto"/>
-              <w:right w:val="double" w:sz="12" w:space="0" w:color="auto"/>
-            </w:tcBorders>
-          </w:tcPr>
-          <w:p>
-            <w:pPr>
-              <w:rPr>
-                <w:rFonts w:ascii="Times New Roman" w:hAnsi="Times New Roman" w:cs="Times New Roman"/>
-                <w:sz w:val="28"/>
-                <w:szCs w:val="28"/>
-              </w:rPr>
-            </w:pPr>
-            <w:r>
-              <w:rPr>
-                <w:rFonts w:ascii="Times New Roman" w:eastAsia="Calibri" w:hAnsi="Times New Roman" w:cs="Times New Roman"/>
-                <w:b/>
-                <w:szCs w:val="20"/>
-              </w:rPr>
-              <w:t xml:space="preserve">Подрядчик: </w:t>
-            </w:r>
-            <w:r>
-              <w:rPr>
-                <w:rFonts w:ascii="Times New Roman" w:eastAsia="Calibri" w:hAnsi="Times New Roman" w:cs="Times New Roman"/>
-                <w:szCs w:val="20"/>
-              </w:rPr>
-              <w:t>АО «</w:t>
-            </w:r>
-            <w:proofErr w:type="spellStart"/>
-            <w:r>
-              <w:rPr>
-                <w:rFonts w:ascii="Times New Roman" w:eastAsia="Calibri" w:hAnsi="Times New Roman" w:cs="Times New Roman"/>
-                <w:szCs w:val="20"/>
-              </w:rPr>
-              <w:t>Мосметрострой</w:t>
-            </w:r>
-            <w:proofErr w:type="spellEnd"/>
-            <w:r>
-              <w:rPr>
-                <w:rFonts w:ascii="Times New Roman" w:eastAsia="Calibri" w:hAnsi="Times New Roman" w:cs="Times New Roman"/>
-                <w:szCs w:val="20"/>
-              </w:rPr>
-              <w:t>»</w:t>
-            </w:r>
+            <w:vMerge/>
+            <w:tcBorders>
+              <w:left w:val="double" w:sz="12" w:space="0" w:color="auto"/>
+              <w:right w:val="double" w:sz="12" w:space="0" w:color="auto"/>
+            </w:tcBorders>
+          </w:tcPr>
+          <w:p>
+            <w:pPr>
+              <w:rPr>
+                <w:rFonts w:ascii="Times New Roman" w:hAnsi="Times New Roman" w:cs="Times New Roman"/>
+                <w:sz w:val="28"/>
+                <w:szCs w:val="28"/>
+              </w:rPr>
+            </w:pPr>
           </w:p>
         </w:tc>
         <w:tc>
@@ -1901,64 +1977,20 @@
         <w:tc>
           <w:tcPr>
             <w:tcW w:w="10057" w:type="dxa"/>
-            <w:tcBorders>
-              <w:left w:val="double" w:sz="12" w:space="0" w:color="auto"/>
-              <w:right w:val="double" w:sz="12" w:space="0" w:color="auto"/>
-            </w:tcBorders>
-          </w:tcPr>
-          <w:p>
-            <w:pPr>
-              <w:rPr>
-                <w:rFonts w:ascii="Times New Roman" w:hAnsi="Times New Roman" w:cs="Times New Roman"/>
-                <w:sz w:val="28"/>
-                <w:szCs w:val="28"/>
-              </w:rPr>
-            </w:pPr>
-            <w:r>
-              <w:rPr>
-                <w:rFonts w:ascii="Times New Roman" w:eastAsia="Calibri" w:hAnsi="Times New Roman" w:cs="Times New Roman"/>
-                <w:b/>
-                <w:szCs w:val="20"/>
-              </w:rPr>
-              <w:t>Организация, выполнившая работы:</w:t>
-            </w:r>
-            <w:r>
-              <w:rPr>
-                <w:rFonts w:ascii="Times New Roman" w:eastAsia="Calibri" w:hAnsi="Times New Roman" w:cs="Times New Roman"/>
-                <w:szCs w:val="20"/>
-              </w:rPr>
-              <w:t xml:space="preserve"> ООО «СМУ-12 </w:t>
-            </w:r>
-            <w:proofErr w:type="spellStart"/>
-            <w:r>
-              <w:rPr>
-                <w:rFonts w:ascii="Times New Roman" w:eastAsia="Calibri" w:hAnsi="Times New Roman" w:cs="Times New Roman"/>
-                <w:szCs w:val="20"/>
-              </w:rPr>
-              <w:t>М</w:t>
-            </w:r>
-            <w:r>
-              <w:rPr>
-                <w:rFonts w:ascii="Times New Roman" w:eastAsia="Calibri" w:hAnsi="Times New Roman" w:cs="Times New Roman"/>
-                <w:szCs w:val="20"/>
-              </w:rPr>
-              <w:t>осм</w:t>
-            </w:r>
-            <w:r>
-              <w:rPr>
-                <w:rFonts w:ascii="Times New Roman" w:eastAsia="Calibri" w:hAnsi="Times New Roman" w:cs="Times New Roman"/>
-                <w:szCs w:val="20"/>
-              </w:rPr>
-              <w:t>етростроя</w:t>
-            </w:r>
-            <w:proofErr w:type="spellEnd"/>
-            <w:r>
-              <w:rPr>
-                <w:rFonts w:ascii="Times New Roman" w:eastAsia="Calibri" w:hAnsi="Times New Roman" w:cs="Times New Roman"/>
-                <w:szCs w:val="20"/>
-              </w:rPr>
-              <w:t>»</w:t>
-            </w:r>
+            <w:vMerge/>
+            <w:tcBorders>
+              <w:left w:val="double" w:sz="12" w:space="0" w:color="auto"/>
+              <w:right w:val="double" w:sz="12" w:space="0" w:color="auto"/>
+            </w:tcBorders>
+          </w:tcPr>
+          <w:p>
+            <w:pPr>
+              <w:rPr>
+                <w:rFonts w:ascii="Times New Roman" w:hAnsi="Times New Roman" w:cs="Times New Roman"/>
+                <w:sz w:val="28"/>
+                <w:szCs w:val="28"/>
+              </w:rPr>
+            </w:pPr>
           </w:p>
         </w:tc>
         <w:tc>
@@ -2508,6 +2540,184 @@
               <w:t>}}</w:t>
             </w:r>
           </w:p>
+          <w:p>
+            <w:pPr>
+              <w:rPr>
+                <w:rFonts w:ascii="Times New Roman" w:hAnsi="Times New Roman" w:cs="Times New Roman"/>
+                <w:sz w:val="28"/>
+                <w:szCs w:val="28"/>
+                <w:lang w:val="en-US"/>
+              </w:rPr>
+            </w:pPr>
+            <w:r>
+              <w:rPr>
+                <w:rFonts w:ascii="Times New Roman" w:eastAsia="Calibri" w:hAnsi="Times New Roman" w:cs="Times New Roman"/>
+                <w:b/>
+                <w:szCs w:val="20"/>
+              </w:rPr>
+              <w:t>Участок</w:t>
+            </w:r>
+            <w:r>
+              <w:rPr>
+                <w:rFonts w:ascii="Times New Roman" w:eastAsia="Calibri" w:hAnsi="Times New Roman" w:cs="Times New Roman"/>
+                <w:szCs w:val="20"/>
+                <w:lang w:val="en-US"/>
+              </w:rPr>
+              <w:t xml:space="preserve">: </w:t>
+            </w:r>
+            <w:r>
+              <w:rPr>
+                <w:rFonts w:ascii="Times New Roman" w:hAnsi="Times New Roman" w:cs="Times New Roman"/>
+                <w:szCs w:val="16"/>
+                <w:lang w:val="en-US"/>
+              </w:rPr>
+              <w:t>{{</w:t>
+            </w:r>
+            <w:proofErr w:type="spellStart"/>
+            <w:r>
+              <w:rPr>
+                <w:rFonts w:ascii="Times New Roman" w:hAnsi="Times New Roman" w:cs="Times New Roman"/>
+                <w:szCs w:val="16"/>
+                <w:lang w:val="en-US"/>
+              </w:rPr>
+              <w:t>project_plot_full</w:t>
+            </w:r>
+            <w:proofErr w:type="spellEnd"/>
+            <w:r>
+              <w:rPr>
+                <w:rFonts w:ascii="Times New Roman" w:hAnsi="Times New Roman" w:cs="Times New Roman"/>
+                <w:szCs w:val="16"/>
+                <w:lang w:val="en-US"/>
+              </w:rPr>
+              <w:t>}}</w:t>
+            </w:r>
+            <w:r>
+              <w:rPr>
+                <w:lang w:val="en-US"/>
+              </w:rPr>
+              <w:t xml:space="preserve"> </w:t>
+            </w:r>
+            <w:r>
+              <w:rPr>
+                <w:rFonts w:ascii="Times New Roman" w:hAnsi="Times New Roman" w:cs="Times New Roman"/>
+                <w:szCs w:val="16"/>
+                <w:lang w:val="en-US"/>
+              </w:rPr>
+              <w:t>{{</w:t>
+            </w:r>
+            <w:proofErr w:type="spellStart"/>
+            <w:r>
+              <w:rPr>
+                <w:rFonts w:ascii="Times New Roman" w:hAnsi="Times New Roman" w:cs="Times New Roman"/>
+                <w:szCs w:val="16"/>
+                <w:lang w:val="en-US"/>
+              </w:rPr>
+              <w:t>project_construction_full</w:t>
+            </w:r>
+            <w:proofErr w:type="spellEnd"/>
+            <w:r>
+              <w:rPr>
+                <w:rFonts w:ascii="Times New Roman" w:hAnsi="Times New Roman" w:cs="Times New Roman"/>
+                <w:szCs w:val="16"/>
+                <w:lang w:val="en-US"/>
+              </w:rPr>
+              <w:t>}}</w:t>
+            </w:r>
+          </w:p>
+          <w:p>
+            <w:pPr>
+              <w:rPr>
+                <w:rFonts w:ascii="Times New Roman" w:hAnsi="Times New Roman" w:cs="Times New Roman"/>
+                <w:sz w:val="28"/>
+                <w:szCs w:val="28"/>
+              </w:rPr>
+            </w:pPr>
+            <w:r>
+              <w:rPr>
+                <w:rFonts w:ascii="Times New Roman" w:eastAsia="Calibri" w:hAnsi="Times New Roman" w:cs="Times New Roman"/>
+                <w:b/>
+                <w:szCs w:val="20"/>
+              </w:rPr>
+              <w:t xml:space="preserve">Подрядчик: </w:t>
+            </w:r>
+            <w:r>
+              <w:rPr>
+                <w:rFonts w:ascii="Times New Roman" w:eastAsia="Calibri" w:hAnsi="Times New Roman" w:cs="Times New Roman"/>
+                <w:szCs w:val="20"/>
+              </w:rPr>
+              <w:t>АО «</w:t>
+            </w:r>
+            <w:proofErr w:type="spellStart"/>
+            <w:r>
+              <w:rPr>
+                <w:rFonts w:ascii="Times New Roman" w:eastAsia="Calibri" w:hAnsi="Times New Roman" w:cs="Times New Roman"/>
+                <w:szCs w:val="20"/>
+              </w:rPr>
+              <w:t>Мосметрострой</w:t>
+            </w:r>
+            <w:proofErr w:type="spellEnd"/>
+            <w:r>
+              <w:rPr>
+                <w:rFonts w:ascii="Times New Roman" w:eastAsia="Calibri" w:hAnsi="Times New Roman" w:cs="Times New Roman"/>
+                <w:szCs w:val="20"/>
+              </w:rPr>
+              <w:t>»</w:t>
+            </w:r>
+          </w:p>
+          <w:p>
+            <w:pPr>
+              <w:rPr>
+                <w:rFonts w:ascii="Times New Roman" w:hAnsi="Times New Roman" w:cs="Times New Roman"/>
+                <w:sz w:val="28"/>
+                <w:szCs w:val="28"/>
+              </w:rPr>
+            </w:pPr>
+            <w:r>
+              <w:rPr>
+                <w:rFonts w:ascii="Times New Roman" w:eastAsia="Calibri" w:hAnsi="Times New Roman" w:cs="Times New Roman"/>
+                <w:b/>
+                <w:szCs w:val="20"/>
+              </w:rPr>
+              <w:t>Организация, выполнившая работы:</w:t>
+            </w:r>
+            <w:r>
+              <w:rPr>
+                <w:rFonts w:ascii="Times New Roman" w:eastAsia="Calibri" w:hAnsi="Times New Roman" w:cs="Times New Roman"/>
+                <w:szCs w:val="20"/>
+              </w:rPr>
+              <w:t xml:space="preserve"> ООО «СМУ-12 </w:t>
+            </w:r>
+            <w:proofErr w:type="spellStart"/>
+            <w:r>
+              <w:rPr>
+                <w:rFonts w:ascii="Times New Roman" w:eastAsia="Calibri" w:hAnsi="Times New Roman" w:cs="Times New Roman"/>
+                <w:szCs w:val="20"/>
+              </w:rPr>
+              <w:t>М</w:t>
+            </w:r>
+            <w:r>
+              <w:rPr>
+                <w:rFonts w:ascii="Times New Roman" w:eastAsia="Calibri" w:hAnsi="Times New Roman" w:cs="Times New Roman"/>
+                <w:szCs w:val="20"/>
+              </w:rPr>
+              <w:t>осм</w:t>
+            </w:r>
+            <w:r>
+              <w:rPr>
+                <w:rFonts w:ascii="Times New Roman" w:eastAsia="Calibri" w:hAnsi="Times New Roman" w:cs="Times New Roman"/>
+                <w:szCs w:val="20"/>
+              </w:rPr>
+              <w:t>етростроя</w:t>
+            </w:r>
+            <w:proofErr w:type="spellEnd"/>
+            <w:r>
+              <w:rPr>
+                <w:rFonts w:ascii="Times New Roman" w:eastAsia="Calibri" w:hAnsi="Times New Roman" w:cs="Times New Roman"/>
+                <w:szCs w:val="20"/>
+              </w:rPr>
+              <w:t>»</w:t>
+            </w:r>
+          </w:p>
         </w:tc>
         <w:tc>
           <w:tcPr>
@@ -2821,94 +3031,21 @@
         <w:tc>
           <w:tcPr>
             <w:tcW w:w="10057" w:type="dxa"/>
-            <w:tcBorders>
-              <w:left w:val="double" w:sz="12" w:space="0" w:color="auto"/>
-              <w:right w:val="double" w:sz="12" w:space="0" w:color="auto"/>
-            </w:tcBorders>
-          </w:tcPr>
-          <w:p>
-            <w:pPr>
-              <w:rPr>
-                <w:rFonts w:ascii="Times New Roman" w:hAnsi="Times New Roman" w:cs="Times New Roman"/>
-                <w:sz w:val="28"/>
-                <w:szCs w:val="28"/>
-                <w:lang w:val="en-US"/>
-              </w:rPr>
-            </w:pPr>
-            <w:r>
-              <w:rPr>
-                <w:rFonts w:ascii="Times New Roman" w:eastAsia="Calibri" w:hAnsi="Times New Roman" w:cs="Times New Roman"/>
-                <w:b/>
-                <w:szCs w:val="20"/>
-              </w:rPr>
-              <w:t>Участок</w:t>
-            </w:r>
-            <w:r>
-              <w:rPr>
-                <w:rFonts w:ascii="Times New Roman" w:eastAsia="Calibri" w:hAnsi="Times New Roman" w:cs="Times New Roman"/>
-                <w:szCs w:val="20"/>
-                <w:lang w:val="en-US"/>
-              </w:rPr>
-              <w:t xml:space="preserve">: </w:t>
-            </w:r>
-            <w:r>
-              <w:rPr>
-                <w:rFonts w:ascii="Times New Roman" w:hAnsi="Times New Roman" w:cs="Times New Roman"/>
-                <w:szCs w:val="16"/>
-                <w:lang w:val="en-US"/>
-              </w:rPr>
-              <w:t>{{</w:t>
-            </w:r>
-            <w:proofErr w:type="spellStart"/>
-            <w:r>
-              <w:rPr>
-                <w:rFonts w:ascii="Times New Roman" w:hAnsi="Times New Roman" w:cs="Times New Roman"/>
-                <w:szCs w:val="16"/>
-                <w:lang w:val="en-US"/>
-              </w:rPr>
-              <w:t>project_plot_full</w:t>
-            </w:r>
-            <w:proofErr w:type="spellEnd"/>
-            <w:r>
-              <w:rPr>
-                <w:rFonts w:ascii="Times New Roman" w:hAnsi="Times New Roman" w:cs="Times New Roman"/>
-                <w:szCs w:val="16"/>
-                <w:lang w:val="en-US"/>
-              </w:rPr>
-              <w:t>}}</w:t>
-            </w:r>
-            <w:r>
-              <w:rPr>
-                <w:lang w:val="en-US"/>
-              </w:rPr>
-              <w:t xml:space="preserve"> </w:t>
-            </w:r>
-            <w:r>
-              <w:rPr>
-                <w:rFonts w:ascii="Times New Roman" w:hAnsi="Times New Roman" w:cs="Times New Roman"/>
-                <w:szCs w:val="16"/>
-                <w:lang w:val="en-US"/>
-              </w:rPr>
-              <w:t>{{</w:t>
-            </w:r>
-            <w:proofErr w:type="spellStart"/>
-            <w:r>
-              <w:rPr>
-                <w:rFonts w:ascii="Times New Roman" w:hAnsi="Times New Roman" w:cs="Times New Roman"/>
-                <w:szCs w:val="16"/>
-                <w:lang w:val="en-US"/>
-              </w:rPr>
-              <w:t>project_construction_full</w:t>
-            </w:r>
-            <w:proofErr w:type="spellEnd"/>
-            <w:r>
-              <w:rPr>
-                <w:rFonts w:ascii="Times New Roman" w:hAnsi="Times New Roman" w:cs="Times New Roman"/>
-                <w:szCs w:val="16"/>
-                <w:lang w:val="en-US"/>
-              </w:rPr>
-              <w:t>}}</w:t>
-            </w:r>
+            <w:vMerge/>
+            <w:tcBorders>
+              <w:left w:val="double" w:sz="12" w:space="0" w:color="auto"/>
+              <w:right w:val="double" w:sz="12" w:space="0" w:color="auto"/>
+            </w:tcBorders>
+          </w:tcPr>
+          <w:p>
+            <w:pPr>
+              <w:rPr>
+                <w:rFonts w:ascii="Times New Roman" w:hAnsi="Times New Roman" w:cs="Times New Roman"/>
+                <w:sz w:val="28"/>
+                <w:szCs w:val="28"/>
+                <w:lang w:val="en-US"/>
+              </w:rPr>
+            </w:pPr>
           </w:p>
         </w:tc>
         <w:tc>
@@ -3042,50 +3179,20 @@
         <w:tc>
           <w:tcPr>
             <w:tcW w:w="10057" w:type="dxa"/>
-            <w:tcBorders>
-              <w:left w:val="double" w:sz="12" w:space="0" w:color="auto"/>
-              <w:right w:val="double" w:sz="12" w:space="0" w:color="auto"/>
-            </w:tcBorders>
-          </w:tcPr>
-          <w:p>
-            <w:pPr>
-              <w:rPr>
-                <w:rFonts w:ascii="Times New Roman" w:hAnsi="Times New Roman" w:cs="Times New Roman"/>
-                <w:sz w:val="28"/>
-                <w:szCs w:val="28"/>
-              </w:rPr>
-            </w:pPr>
-            <w:r>
-              <w:rPr>
-                <w:rFonts w:ascii="Times New Roman" w:eastAsia="Calibri" w:hAnsi="Times New Roman" w:cs="Times New Roman"/>
-                <w:b/>
-                <w:szCs w:val="20"/>
-              </w:rPr>
-              <w:t xml:space="preserve">Подрядчик: </w:t>
-            </w:r>
-            <w:r>
-              <w:rPr>
-                <w:rFonts w:ascii="Times New Roman" w:eastAsia="Calibri" w:hAnsi="Times New Roman" w:cs="Times New Roman"/>
-                <w:szCs w:val="20"/>
-              </w:rPr>
-              <w:t>АО «</w:t>
-            </w:r>
-            <w:proofErr w:type="spellStart"/>
-            <w:r>
-              <w:rPr>
-                <w:rFonts w:ascii="Times New Roman" w:eastAsia="Calibri" w:hAnsi="Times New Roman" w:cs="Times New Roman"/>
-                <w:szCs w:val="20"/>
-              </w:rPr>
-              <w:t>Мосметрострой</w:t>
-            </w:r>
-            <w:proofErr w:type="spellEnd"/>
-            <w:r>
-              <w:rPr>
-                <w:rFonts w:ascii="Times New Roman" w:eastAsia="Calibri" w:hAnsi="Times New Roman" w:cs="Times New Roman"/>
-                <w:szCs w:val="20"/>
-              </w:rPr>
-              <w:t>»</w:t>
-            </w:r>
+            <w:vMerge/>
+            <w:tcBorders>
+              <w:left w:val="double" w:sz="12" w:space="0" w:color="auto"/>
+              <w:right w:val="double" w:sz="12" w:space="0" w:color="auto"/>
+            </w:tcBorders>
+          </w:tcPr>
+          <w:p>
+            <w:pPr>
+              <w:rPr>
+                <w:rFonts w:ascii="Times New Roman" w:hAnsi="Times New Roman" w:cs="Times New Roman"/>
+                <w:sz w:val="28"/>
+                <w:szCs w:val="28"/>
+              </w:rPr>
+            </w:pPr>
           </w:p>
         </w:tc>
         <w:tc>
@@ -3213,64 +3320,20 @@
         <w:tc>
           <w:tcPr>
             <w:tcW w:w="10057" w:type="dxa"/>
-            <w:tcBorders>
-              <w:left w:val="double" w:sz="12" w:space="0" w:color="auto"/>
-              <w:right w:val="double" w:sz="12" w:space="0" w:color="auto"/>
-            </w:tcBorders>
-          </w:tcPr>
-          <w:p>
-            <w:pPr>
-              <w:rPr>
-                <w:rFonts w:ascii="Times New Roman" w:hAnsi="Times New Roman" w:cs="Times New Roman"/>
-                <w:sz w:val="28"/>
-                <w:szCs w:val="28"/>
-              </w:rPr>
-            </w:pPr>
-            <w:r>
-              <w:rPr>
-                <w:rFonts w:ascii="Times New Roman" w:eastAsia="Calibri" w:hAnsi="Times New Roman" w:cs="Times New Roman"/>
-                <w:b/>
-                <w:szCs w:val="20"/>
-              </w:rPr>
-              <w:t>Организация, выполнившая работы:</w:t>
-            </w:r>
-            <w:r>
-              <w:rPr>
-                <w:rFonts w:ascii="Times New Roman" w:eastAsia="Calibri" w:hAnsi="Times New Roman" w:cs="Times New Roman"/>
-                <w:szCs w:val="20"/>
-              </w:rPr>
-              <w:t xml:space="preserve"> ООО «СМУ-12 </w:t>
-            </w:r>
-            <w:proofErr w:type="spellStart"/>
-            <w:r>
-              <w:rPr>
-                <w:rFonts w:ascii="Times New Roman" w:eastAsia="Calibri" w:hAnsi="Times New Roman" w:cs="Times New Roman"/>
-                <w:szCs w:val="20"/>
-              </w:rPr>
-              <w:t>М</w:t>
-            </w:r>
-            <w:r>
-              <w:rPr>
-                <w:rFonts w:ascii="Times New Roman" w:eastAsia="Calibri" w:hAnsi="Times New Roman" w:cs="Times New Roman"/>
-                <w:szCs w:val="20"/>
-              </w:rPr>
-              <w:t>осм</w:t>
-            </w:r>
-            <w:r>
-              <w:rPr>
-                <w:rFonts w:ascii="Times New Roman" w:eastAsia="Calibri" w:hAnsi="Times New Roman" w:cs="Times New Roman"/>
-                <w:szCs w:val="20"/>
-              </w:rPr>
-              <w:t>етростроя</w:t>
-            </w:r>
-            <w:proofErr w:type="spellEnd"/>
-            <w:r>
-              <w:rPr>
-                <w:rFonts w:ascii="Times New Roman" w:eastAsia="Calibri" w:hAnsi="Times New Roman" w:cs="Times New Roman"/>
-                <w:szCs w:val="20"/>
-              </w:rPr>
-              <w:t>»</w:t>
-            </w:r>
+            <w:vMerge/>
+            <w:tcBorders>
+              <w:left w:val="double" w:sz="12" w:space="0" w:color="auto"/>
+              <w:right w:val="double" w:sz="12" w:space="0" w:color="auto"/>
+            </w:tcBorders>
+          </w:tcPr>
+          <w:p>
+            <w:pPr>
+              <w:rPr>
+                <w:rFonts w:ascii="Times New Roman" w:hAnsi="Times New Roman" w:cs="Times New Roman"/>
+                <w:sz w:val="28"/>
+                <w:szCs w:val="28"/>
+              </w:rPr>
+            </w:pPr>
           </w:p>
         </w:tc>
         <w:tc>

--- a/document_templates/docx/title_sheet.docx
+++ b/document_templates/docx/title_sheet.docx
@@ -5,159 +5,359 @@
     <w:tbl>
       <w:tblPr>
         <w:tblStyle w:val="a3"/>
-        <w:tblW w:w="10658" w:type="dxa"/>
-        <w:jc w:val="center"/>
+        <w:tblW w:w="5000" w:type="pct"/>
         <w:tblBorders>
           <w:top w:val="single" w:sz="48" w:space="0" w:color="auto"/>
           <w:left w:val="single" w:sz="48" w:space="0" w:color="auto"/>
           <w:bottom w:val="single" w:sz="48" w:space="0" w:color="auto"/>
           <w:right w:val="single" w:sz="48" w:space="0" w:color="auto"/>
-          <w:insideH w:val="single" w:sz="48" w:space="0" w:color="auto"/>
-          <w:insideV w:val="single" w:sz="48" w:space="0" w:color="auto"/>
+          <w:insideH w:val="none" w:sz="0" w:space="0" w:color="auto"/>
+          <w:insideV w:val="none" w:sz="0" w:space="0" w:color="auto"/>
         </w:tblBorders>
         <w:tblLook w:val="04A0" w:firstRow="1" w:lastRow="0" w:firstColumn="1" w:lastColumn="0" w:noHBand="0" w:noVBand="1"/>
       </w:tblPr>
       <w:tblGrid>
-        <w:gridCol w:w="10658"/>
+        <w:gridCol w:w="371"/>
+        <w:gridCol w:w="2763"/>
+        <w:gridCol w:w="4586"/>
+        <w:gridCol w:w="2895"/>
+        <w:gridCol w:w="373"/>
       </w:tblGrid>
       <w:tr>
         <w:trPr>
-          <w:trHeight w:val="15477"/>
-          <w:jc w:val="center"/>
+          <w:trHeight w:val="976"/>
         </w:trPr>
         <w:tc>
           <w:tcPr>
-            <w:tcW w:w="10658" w:type="dxa"/>
-            <w:vAlign w:val="center"/>
-          </w:tcPr>
-          <w:p>
-            <w:pPr>
-              <w:spacing w:before="100" w:after="100"/>
-              <w:ind w:left="284" w:right="284"/>
+            <w:tcW w:w="10988" w:type="dxa"/>
+            <w:gridSpan w:val="5"/>
+          </w:tcPr>
+          <w:p>
+            <w:pPr>
+              <w:rPr>
+                <w:rFonts w:ascii="Times New Roman" w:hAnsi="Times New Roman" w:cs="Times New Roman"/>
+                <w:sz w:val="32"/>
+                <w:szCs w:val="32"/>
+              </w:rPr>
+            </w:pPr>
+          </w:p>
+        </w:tc>
+      </w:tr>
+      <w:tr>
+        <w:trPr>
+          <w:trHeight w:val="598"/>
+        </w:trPr>
+        <w:tc>
+          <w:tcPr>
+            <w:tcW w:w="371" w:type="dxa"/>
+            <w:vMerge w:val="restart"/>
+          </w:tcPr>
+          <w:p>
+            <w:pPr>
+              <w:rPr>
+                <w:rFonts w:ascii="Times New Roman" w:hAnsi="Times New Roman" w:cs="Times New Roman"/>
+                <w:sz w:val="32"/>
+                <w:szCs w:val="32"/>
+              </w:rPr>
+            </w:pPr>
+          </w:p>
+        </w:tc>
+        <w:tc>
+          <w:tcPr>
+            <w:tcW w:w="10244" w:type="dxa"/>
+            <w:gridSpan w:val="3"/>
+          </w:tcPr>
+          <w:p>
+            <w:pPr>
+              <w:rPr>
+                <w:rFonts w:ascii="Times New Roman" w:hAnsi="Times New Roman" w:cs="Times New Roman"/>
+                <w:sz w:val="32"/>
+                <w:szCs w:val="32"/>
+              </w:rPr>
+            </w:pPr>
+            <w:r>
               <w:rPr>
                 <w:rFonts w:ascii="Times New Roman" w:hAnsi="Times New Roman" w:cs="Times New Roman"/>
                 <w:b/>
-                <w:sz w:val="32"/>
-                <w:szCs w:val="24"/>
-              </w:rPr>
-            </w:pPr>
+                <w:bCs/>
+                <w:sz w:val="32"/>
+                <w:szCs w:val="32"/>
+              </w:rPr>
+              <w:t>Застройщик</w:t>
+            </w:r>
             <w:r>
               <w:rPr>
                 <w:rFonts w:ascii="Times New Roman" w:hAnsi="Times New Roman" w:cs="Times New Roman"/>
                 <w:b/>
-                <w:sz w:val="32"/>
-                <w:szCs w:val="24"/>
-              </w:rPr>
-              <w:t xml:space="preserve">Застройщик: </w:t>
-            </w:r>
-            <w:r>
-              <w:rPr>
-                <w:rFonts w:ascii="Times New Roman" w:hAnsi="Times New Roman" w:cs="Times New Roman"/>
-                <w:sz w:val="32"/>
-                <w:szCs w:val="24"/>
+                <w:bCs/>
+                <w:sz w:val="32"/>
+                <w:szCs w:val="32"/>
+                <w:lang w:val="en-US"/>
+              </w:rPr>
+              <w:t xml:space="preserve">: </w:t>
+            </w:r>
+            <w:r>
+              <w:rPr>
+                <w:rFonts w:ascii="Times New Roman" w:hAnsi="Times New Roman" w:cs="Times New Roman"/>
+                <w:sz w:val="32"/>
+                <w:szCs w:val="32"/>
               </w:rPr>
               <w:t>ГУП «Московский метрополитен»</w:t>
             </w:r>
           </w:p>
-          <w:p>
-            <w:pPr>
-              <w:spacing w:before="100" w:after="100"/>
-              <w:ind w:left="284" w:right="284"/>
+        </w:tc>
+        <w:tc>
+          <w:tcPr>
+            <w:tcW w:w="373" w:type="dxa"/>
+            <w:vMerge w:val="restart"/>
+          </w:tcPr>
+          <w:p>
+            <w:pPr>
+              <w:rPr>
+                <w:rFonts w:ascii="Times New Roman" w:hAnsi="Times New Roman" w:cs="Times New Roman"/>
+                <w:sz w:val="32"/>
+                <w:szCs w:val="32"/>
+              </w:rPr>
+            </w:pPr>
+          </w:p>
+        </w:tc>
+      </w:tr>
+      <w:tr>
+        <w:trPr>
+          <w:trHeight w:val="595"/>
+        </w:trPr>
+        <w:tc>
+          <w:tcPr>
+            <w:tcW w:w="371" w:type="dxa"/>
+            <w:vMerge/>
+          </w:tcPr>
+          <w:p>
+            <w:pPr>
+              <w:rPr>
+                <w:rFonts w:ascii="Times New Roman" w:hAnsi="Times New Roman" w:cs="Times New Roman"/>
+                <w:sz w:val="32"/>
+                <w:szCs w:val="32"/>
+                <w:lang w:val="en-US"/>
+              </w:rPr>
+            </w:pPr>
+          </w:p>
+        </w:tc>
+        <w:tc>
+          <w:tcPr>
+            <w:tcW w:w="10244" w:type="dxa"/>
+            <w:gridSpan w:val="3"/>
+          </w:tcPr>
+          <w:p>
+            <w:pPr>
+              <w:rPr>
+                <w:rFonts w:ascii="Times New Roman" w:hAnsi="Times New Roman" w:cs="Times New Roman"/>
+                <w:sz w:val="32"/>
+                <w:szCs w:val="32"/>
+              </w:rPr>
+            </w:pPr>
+            <w:r>
               <w:rPr>
                 <w:rFonts w:ascii="Times New Roman" w:hAnsi="Times New Roman" w:cs="Times New Roman"/>
                 <w:b/>
-                <w:sz w:val="32"/>
-                <w:szCs w:val="24"/>
-              </w:rPr>
-            </w:pPr>
+                <w:bCs/>
+                <w:sz w:val="32"/>
+                <w:szCs w:val="32"/>
+              </w:rPr>
+              <w:t>Заказчик-Генподрядчик</w:t>
+            </w:r>
             <w:r>
               <w:rPr>
                 <w:rFonts w:ascii="Times New Roman" w:hAnsi="Times New Roman" w:cs="Times New Roman"/>
                 <w:b/>
-                <w:sz w:val="32"/>
-                <w:szCs w:val="24"/>
-              </w:rPr>
-              <w:t xml:space="preserve">Заказчик-Генподрядчик: </w:t>
-            </w:r>
-            <w:r>
-              <w:rPr>
-                <w:rFonts w:ascii="Times New Roman" w:hAnsi="Times New Roman" w:cs="Times New Roman"/>
-                <w:sz w:val="32"/>
-                <w:szCs w:val="24"/>
+                <w:bCs/>
+                <w:sz w:val="32"/>
+                <w:szCs w:val="32"/>
+                <w:lang w:val="en-US"/>
+              </w:rPr>
+              <w:t xml:space="preserve">: </w:t>
+            </w:r>
+            <w:r>
+              <w:rPr>
+                <w:rFonts w:ascii="Times New Roman" w:hAnsi="Times New Roman" w:cs="Times New Roman"/>
+                <w:sz w:val="32"/>
+                <w:szCs w:val="32"/>
               </w:rPr>
               <w:t>АО «Мосинжпроект»</w:t>
             </w:r>
+          </w:p>
+        </w:tc>
+        <w:tc>
+          <w:tcPr>
+            <w:tcW w:w="373" w:type="dxa"/>
+            <w:vMerge/>
+          </w:tcPr>
+          <w:p>
+            <w:pPr>
+              <w:rPr>
+                <w:rFonts w:ascii="Times New Roman" w:hAnsi="Times New Roman" w:cs="Times New Roman"/>
+                <w:sz w:val="32"/>
+                <w:szCs w:val="32"/>
+              </w:rPr>
+            </w:pPr>
+          </w:p>
+        </w:tc>
+      </w:tr>
+      <w:tr>
+        <w:trPr>
+          <w:trHeight w:val="595"/>
+        </w:trPr>
+        <w:tc>
+          <w:tcPr>
+            <w:tcW w:w="371" w:type="dxa"/>
+            <w:vMerge/>
+          </w:tcPr>
+          <w:p>
+            <w:pPr>
+              <w:rPr>
+                <w:rFonts w:ascii="Times New Roman" w:hAnsi="Times New Roman" w:cs="Times New Roman"/>
+                <w:sz w:val="32"/>
+                <w:szCs w:val="32"/>
+                <w:lang w:val="en-US"/>
+              </w:rPr>
+            </w:pPr>
+          </w:p>
+        </w:tc>
+        <w:tc>
+          <w:tcPr>
+            <w:tcW w:w="10244" w:type="dxa"/>
+            <w:gridSpan w:val="3"/>
+          </w:tcPr>
+          <w:p>
+            <w:pPr>
+              <w:rPr>
+                <w:rFonts w:ascii="Times New Roman" w:hAnsi="Times New Roman" w:cs="Times New Roman"/>
+                <w:sz w:val="32"/>
+                <w:szCs w:val="32"/>
+              </w:rPr>
+            </w:pPr>
             <w:r>
               <w:rPr>
                 <w:rFonts w:ascii="Times New Roman" w:hAnsi="Times New Roman" w:cs="Times New Roman"/>
                 <w:b/>
-                <w:sz w:val="32"/>
-                <w:szCs w:val="24"/>
-              </w:rPr>
-              <w:t xml:space="preserve"> </w:t>
-            </w:r>
-          </w:p>
-          <w:p>
-            <w:pPr>
-              <w:spacing w:before="100" w:after="100"/>
-              <w:ind w:left="284" w:right="284"/>
-              <w:rPr>
-                <w:rFonts w:ascii="Times New Roman" w:hAnsi="Times New Roman" w:cs="Times New Roman"/>
-                <w:sz w:val="32"/>
-                <w:szCs w:val="28"/>
-              </w:rPr>
-            </w:pPr>
+                <w:bCs/>
+                <w:sz w:val="32"/>
+                <w:szCs w:val="32"/>
+              </w:rPr>
+              <w:t>Подрядчик</w:t>
+            </w:r>
             <w:r>
               <w:rPr>
                 <w:rFonts w:ascii="Times New Roman" w:hAnsi="Times New Roman" w:cs="Times New Roman"/>
                 <w:b/>
-                <w:sz w:val="32"/>
-                <w:szCs w:val="28"/>
-              </w:rPr>
-              <w:t xml:space="preserve">Подрядчик: </w:t>
-            </w:r>
-            <w:r>
-              <w:rPr>
-                <w:rFonts w:ascii="Times New Roman" w:hAnsi="Times New Roman" w:cs="Times New Roman"/>
-                <w:sz w:val="32"/>
-                <w:szCs w:val="28"/>
-              </w:rPr>
-              <w:t>АО «Мосметрострой»</w:t>
-            </w:r>
-          </w:p>
-          <w:p>
-            <w:pPr>
-              <w:spacing w:before="100" w:after="100"/>
-              <w:ind w:left="284" w:right="117"/>
-              <w:rPr>
-                <w:rFonts w:ascii="Times New Roman" w:hAnsi="Times New Roman" w:cs="Times New Roman"/>
-                <w:sz w:val="32"/>
-                <w:szCs w:val="28"/>
+                <w:bCs/>
+                <w:sz w:val="32"/>
+                <w:szCs w:val="32"/>
+                <w:lang w:val="en-US"/>
+              </w:rPr>
+              <w:t xml:space="preserve">: </w:t>
+            </w:r>
+            <w:r>
+              <w:rPr>
+                <w:rFonts w:ascii="Times New Roman" w:hAnsi="Times New Roman" w:cs="Times New Roman"/>
+                <w:sz w:val="32"/>
+                <w:szCs w:val="32"/>
+              </w:rPr>
+              <w:t>АО «</w:t>
+            </w:r>
+            <w:proofErr w:type="spellStart"/>
+            <w:r>
+              <w:rPr>
+                <w:rFonts w:ascii="Times New Roman" w:hAnsi="Times New Roman" w:cs="Times New Roman"/>
+                <w:sz w:val="32"/>
+                <w:szCs w:val="32"/>
+              </w:rPr>
+              <w:t>Мосметрострой</w:t>
+            </w:r>
+            <w:proofErr w:type="spellEnd"/>
+            <w:r>
+              <w:rPr>
+                <w:rFonts w:ascii="Times New Roman" w:hAnsi="Times New Roman" w:cs="Times New Roman"/>
+                <w:sz w:val="32"/>
+                <w:szCs w:val="32"/>
+              </w:rPr>
+              <w:t>»</w:t>
+            </w:r>
+          </w:p>
+        </w:tc>
+        <w:tc>
+          <w:tcPr>
+            <w:tcW w:w="373" w:type="dxa"/>
+            <w:vMerge/>
+          </w:tcPr>
+          <w:p>
+            <w:pPr>
+              <w:rPr>
+                <w:rFonts w:ascii="Times New Roman" w:hAnsi="Times New Roman" w:cs="Times New Roman"/>
+                <w:sz w:val="32"/>
+                <w:szCs w:val="32"/>
+              </w:rPr>
+            </w:pPr>
+          </w:p>
+        </w:tc>
+      </w:tr>
+      <w:tr>
+        <w:trPr>
+          <w:trHeight w:val="595"/>
+        </w:trPr>
+        <w:tc>
+          <w:tcPr>
+            <w:tcW w:w="371" w:type="dxa"/>
+            <w:vMerge/>
+          </w:tcPr>
+          <w:p>
+            <w:pPr>
+              <w:rPr>
+                <w:rFonts w:ascii="Times New Roman" w:hAnsi="Times New Roman" w:cs="Times New Roman"/>
+                <w:sz w:val="32"/>
+                <w:szCs w:val="32"/>
+                <w:lang w:val="en-US"/>
+              </w:rPr>
+            </w:pPr>
+          </w:p>
+        </w:tc>
+        <w:tc>
+          <w:tcPr>
+            <w:tcW w:w="10244" w:type="dxa"/>
+            <w:gridSpan w:val="3"/>
+          </w:tcPr>
+          <w:p>
+            <w:pPr>
+              <w:rPr>
+                <w:rFonts w:ascii="Times New Roman" w:hAnsi="Times New Roman" w:cs="Times New Roman"/>
+                <w:sz w:val="32"/>
+                <w:szCs w:val="32"/>
               </w:rPr>
             </w:pPr>
             <w:r>
               <w:rPr>
                 <w:rFonts w:ascii="Times New Roman" w:hAnsi="Times New Roman" w:cs="Times New Roman"/>
                 <w:b/>
-                <w:sz w:val="32"/>
-                <w:szCs w:val="28"/>
-              </w:rPr>
-              <w:t>Организация, выполнившая работы:</w:t>
+                <w:bCs/>
+                <w:sz w:val="32"/>
+                <w:szCs w:val="32"/>
+              </w:rPr>
+              <w:t>Организация, выполнившая работы</w:t>
             </w:r>
             <w:r>
               <w:rPr>
                 <w:rFonts w:ascii="Times New Roman" w:hAnsi="Times New Roman" w:cs="Times New Roman"/>
                 <w:b/>
-                <w:sz w:val="32"/>
-                <w:szCs w:val="28"/>
-              </w:rPr>
-              <w:t xml:space="preserve"> </w:t>
-            </w:r>
-            <w:r>
-              <w:rPr>
-                <w:rFonts w:ascii="Times New Roman" w:hAnsi="Times New Roman" w:cs="Times New Roman"/>
-                <w:sz w:val="32"/>
-                <w:szCs w:val="28"/>
+                <w:bCs/>
+                <w:sz w:val="32"/>
+                <w:szCs w:val="32"/>
+              </w:rPr>
+              <w:t xml:space="preserve">: </w:t>
+            </w:r>
+            <w:r>
+              <w:rPr>
+                <w:rFonts w:ascii="Times New Roman" w:hAnsi="Times New Roman" w:cs="Times New Roman"/>
+                <w:sz w:val="32"/>
+                <w:szCs w:val="32"/>
               </w:rPr>
               <w:t xml:space="preserve">ООО «СМУ-12 </w:t>
             </w:r>
@@ -166,51 +366,412 @@
               <w:rPr>
                 <w:rFonts w:ascii="Times New Roman" w:hAnsi="Times New Roman" w:cs="Times New Roman"/>
                 <w:sz w:val="32"/>
-                <w:szCs w:val="28"/>
-              </w:rPr>
-              <w:t>М</w:t>
-            </w:r>
-            <w:r>
-              <w:rPr>
-                <w:rFonts w:ascii="Times New Roman" w:hAnsi="Times New Roman" w:cs="Times New Roman"/>
-                <w:sz w:val="32"/>
-                <w:szCs w:val="28"/>
-              </w:rPr>
-              <w:t>осм</w:t>
-            </w:r>
-            <w:r>
-              <w:rPr>
-                <w:rFonts w:ascii="Times New Roman" w:hAnsi="Times New Roman" w:cs="Times New Roman"/>
-                <w:sz w:val="32"/>
-                <w:szCs w:val="28"/>
-              </w:rPr>
-              <w:t>етростроя</w:t>
+                <w:szCs w:val="32"/>
+              </w:rPr>
+              <w:t>Мосметростроя</w:t>
             </w:r>
             <w:proofErr w:type="spellEnd"/>
             <w:r>
               <w:rPr>
                 <w:rFonts w:ascii="Times New Roman" w:hAnsi="Times New Roman" w:cs="Times New Roman"/>
                 <w:sz w:val="32"/>
-                <w:szCs w:val="28"/>
+                <w:szCs w:val="32"/>
               </w:rPr>
               <w:t>»</w:t>
             </w:r>
           </w:p>
-          <w:p>
-            <w:pPr>
-              <w:spacing w:before="100" w:after="200"/>
-              <w:ind w:left="284" w:right="284"/>
-              <w:rPr>
-                <w:rFonts w:ascii="Times New Roman" w:hAnsi="Times New Roman" w:cs="Times New Roman"/>
-                <w:sz w:val="32"/>
-              </w:rPr>
-            </w:pPr>
-          </w:p>
-          <w:p>
-            <w:pPr>
-              <w:spacing w:before="100" w:after="100"/>
-              <w:ind w:left="284" w:right="284"/>
-              <w:jc w:val="both"/>
+        </w:tc>
+        <w:tc>
+          <w:tcPr>
+            <w:tcW w:w="373" w:type="dxa"/>
+            <w:vMerge/>
+          </w:tcPr>
+          <w:p>
+            <w:pPr>
+              <w:rPr>
+                <w:rFonts w:ascii="Times New Roman" w:hAnsi="Times New Roman" w:cs="Times New Roman"/>
+                <w:sz w:val="32"/>
+                <w:szCs w:val="32"/>
+              </w:rPr>
+            </w:pPr>
+          </w:p>
+        </w:tc>
+      </w:tr>
+      <w:tr>
+        <w:trPr>
+          <w:trHeight w:val="822"/>
+        </w:trPr>
+        <w:tc>
+          <w:tcPr>
+            <w:tcW w:w="371" w:type="dxa"/>
+            <w:vMerge/>
+          </w:tcPr>
+          <w:p>
+            <w:pPr>
+              <w:rPr>
+                <w:rFonts w:ascii="Times New Roman" w:hAnsi="Times New Roman" w:cs="Times New Roman"/>
+                <w:sz w:val="32"/>
+                <w:szCs w:val="32"/>
+              </w:rPr>
+            </w:pPr>
+          </w:p>
+        </w:tc>
+        <w:tc>
+          <w:tcPr>
+            <w:tcW w:w="2763" w:type="dxa"/>
+          </w:tcPr>
+          <w:p>
+            <w:pPr>
+              <w:rPr>
+                <w:rFonts w:ascii="Times New Roman" w:hAnsi="Times New Roman" w:cs="Times New Roman"/>
+                <w:sz w:val="32"/>
+                <w:szCs w:val="32"/>
+              </w:rPr>
+            </w:pPr>
+          </w:p>
+        </w:tc>
+        <w:tc>
+          <w:tcPr>
+            <w:tcW w:w="4586" w:type="dxa"/>
+          </w:tcPr>
+          <w:p>
+            <w:pPr>
+              <w:rPr>
+                <w:rFonts w:ascii="Times New Roman" w:hAnsi="Times New Roman" w:cs="Times New Roman"/>
+                <w:sz w:val="32"/>
+                <w:szCs w:val="32"/>
+              </w:rPr>
+            </w:pPr>
+          </w:p>
+        </w:tc>
+        <w:tc>
+          <w:tcPr>
+            <w:tcW w:w="2895" w:type="dxa"/>
+          </w:tcPr>
+          <w:p>
+            <w:pPr>
+              <w:rPr>
+                <w:rFonts w:ascii="Times New Roman" w:hAnsi="Times New Roman" w:cs="Times New Roman"/>
+                <w:sz w:val="32"/>
+                <w:szCs w:val="32"/>
+              </w:rPr>
+            </w:pPr>
+          </w:p>
+        </w:tc>
+        <w:tc>
+          <w:tcPr>
+            <w:tcW w:w="373" w:type="dxa"/>
+            <w:vMerge/>
+          </w:tcPr>
+          <w:p>
+            <w:pPr>
+              <w:rPr>
+                <w:rFonts w:ascii="Times New Roman" w:hAnsi="Times New Roman" w:cs="Times New Roman"/>
+                <w:sz w:val="32"/>
+                <w:szCs w:val="32"/>
+              </w:rPr>
+            </w:pPr>
+          </w:p>
+        </w:tc>
+      </w:tr>
+      <w:tr>
+        <w:trPr>
+          <w:trHeight w:val="1701"/>
+        </w:trPr>
+        <w:tc>
+          <w:tcPr>
+            <w:tcW w:w="371" w:type="dxa"/>
+            <w:vMerge/>
+          </w:tcPr>
+          <w:p>
+            <w:pPr>
+              <w:rPr>
+                <w:rFonts w:ascii="Times New Roman" w:hAnsi="Times New Roman" w:cs="Times New Roman"/>
+                <w:sz w:val="32"/>
+                <w:szCs w:val="32"/>
+              </w:rPr>
+            </w:pPr>
+          </w:p>
+        </w:tc>
+        <w:tc>
+          <w:tcPr>
+            <w:tcW w:w="10244" w:type="dxa"/>
+            <w:gridSpan w:val="3"/>
+          </w:tcPr>
+          <w:p>
+            <w:pPr>
+              <w:rPr>
+                <w:rFonts w:ascii="Times New Roman" w:hAnsi="Times New Roman" w:cs="Times New Roman"/>
+                <w:sz w:val="32"/>
+                <w:szCs w:val="32"/>
+                <w:lang w:val="en-US"/>
+              </w:rPr>
+            </w:pPr>
+            <w:r>
+              <w:rPr>
+                <w:rFonts w:ascii="Times New Roman" w:hAnsi="Times New Roman" w:cs="Times New Roman"/>
+                <w:b/>
+                <w:bCs/>
+                <w:sz w:val="40"/>
+                <w:szCs w:val="40"/>
+              </w:rPr>
+              <w:t>Объект</w:t>
+            </w:r>
+            <w:r>
+              <w:rPr>
+                <w:rFonts w:ascii="Times New Roman" w:hAnsi="Times New Roman" w:cs="Times New Roman"/>
+                <w:b/>
+                <w:bCs/>
+                <w:sz w:val="40"/>
+                <w:szCs w:val="40"/>
+                <w:lang w:val="en-US"/>
+              </w:rPr>
+              <w:t xml:space="preserve">: </w:t>
+            </w:r>
+            <w:r>
+              <w:rPr>
+                <w:rFonts w:ascii="Times New Roman" w:hAnsi="Times New Roman" w:cs="Times New Roman"/>
+                <w:sz w:val="32"/>
+                <w:lang w:val="en-US"/>
+              </w:rPr>
+              <w:t>{{</w:t>
+            </w:r>
+            <w:proofErr w:type="spellStart"/>
+            <w:r>
+              <w:rPr>
+                <w:rFonts w:ascii="Times New Roman" w:hAnsi="Times New Roman" w:cs="Times New Roman"/>
+                <w:sz w:val="32"/>
+                <w:lang w:val="en-US"/>
+              </w:rPr>
+              <w:t>project</w:t>
+            </w:r>
+            <w:r>
+              <w:rPr>
+                <w:rFonts w:ascii="Times New Roman" w:hAnsi="Times New Roman" w:cs="Times New Roman"/>
+                <w:sz w:val="32"/>
+                <w:lang w:val="en-US"/>
+              </w:rPr>
+              <w:t>_</w:t>
+            </w:r>
+            <w:r>
+              <w:rPr>
+                <w:rFonts w:ascii="Times New Roman" w:hAnsi="Times New Roman" w:cs="Times New Roman"/>
+                <w:sz w:val="32"/>
+                <w:lang w:val="en-US"/>
+              </w:rPr>
+              <w:t>line</w:t>
+            </w:r>
+            <w:r>
+              <w:rPr>
+                <w:rFonts w:ascii="Times New Roman" w:hAnsi="Times New Roman" w:cs="Times New Roman"/>
+                <w:sz w:val="32"/>
+                <w:lang w:val="en-US"/>
+              </w:rPr>
+              <w:t>_</w:t>
+            </w:r>
+            <w:r>
+              <w:rPr>
+                <w:rFonts w:ascii="Times New Roman" w:hAnsi="Times New Roman" w:cs="Times New Roman"/>
+                <w:sz w:val="32"/>
+                <w:lang w:val="en-US"/>
+              </w:rPr>
+              <w:t>full</w:t>
+            </w:r>
+            <w:proofErr w:type="spellEnd"/>
+            <w:r>
+              <w:rPr>
+                <w:rFonts w:ascii="Times New Roman" w:hAnsi="Times New Roman" w:cs="Times New Roman"/>
+                <w:sz w:val="32"/>
+                <w:lang w:val="en-US"/>
+              </w:rPr>
+              <w:t>}} {{</w:t>
+            </w:r>
+            <w:proofErr w:type="spellStart"/>
+            <w:r>
+              <w:rPr>
+                <w:rFonts w:ascii="Times New Roman" w:hAnsi="Times New Roman" w:cs="Times New Roman"/>
+                <w:sz w:val="32"/>
+                <w:lang w:val="en-US"/>
+              </w:rPr>
+              <w:t>project</w:t>
+            </w:r>
+            <w:r>
+              <w:rPr>
+                <w:rFonts w:ascii="Times New Roman" w:hAnsi="Times New Roman" w:cs="Times New Roman"/>
+                <w:sz w:val="32"/>
+                <w:lang w:val="en-US"/>
+              </w:rPr>
+              <w:t>_</w:t>
+            </w:r>
+            <w:r>
+              <w:rPr>
+                <w:rFonts w:ascii="Times New Roman" w:hAnsi="Times New Roman" w:cs="Times New Roman"/>
+                <w:sz w:val="32"/>
+                <w:lang w:val="en-US"/>
+              </w:rPr>
+              <w:t>stage</w:t>
+            </w:r>
+            <w:r>
+              <w:rPr>
+                <w:rFonts w:ascii="Times New Roman" w:hAnsi="Times New Roman" w:cs="Times New Roman"/>
+                <w:sz w:val="32"/>
+                <w:lang w:val="en-US"/>
+              </w:rPr>
+              <w:t>_</w:t>
+            </w:r>
+            <w:r>
+              <w:rPr>
+                <w:rFonts w:ascii="Times New Roman" w:hAnsi="Times New Roman" w:cs="Times New Roman"/>
+                <w:sz w:val="32"/>
+                <w:lang w:val="en-US"/>
+              </w:rPr>
+              <w:t>full</w:t>
+            </w:r>
+            <w:proofErr w:type="spellEnd"/>
+            <w:r>
+              <w:rPr>
+                <w:rFonts w:ascii="Times New Roman" w:hAnsi="Times New Roman" w:cs="Times New Roman"/>
+                <w:sz w:val="32"/>
+                <w:lang w:val="en-US"/>
+              </w:rPr>
+              <w:t>}</w:t>
+            </w:r>
+            <w:r>
+              <w:rPr>
+                <w:rFonts w:ascii="Times New Roman" w:hAnsi="Times New Roman" w:cs="Times New Roman"/>
+                <w:sz w:val="32"/>
+                <w:lang w:val="en-US"/>
+              </w:rPr>
+              <w:t>}</w:t>
+            </w:r>
+          </w:p>
+        </w:tc>
+        <w:tc>
+          <w:tcPr>
+            <w:tcW w:w="373" w:type="dxa"/>
+            <w:vMerge/>
+          </w:tcPr>
+          <w:p>
+            <w:pPr>
+              <w:rPr>
+                <w:rFonts w:ascii="Times New Roman" w:hAnsi="Times New Roman" w:cs="Times New Roman"/>
+                <w:sz w:val="32"/>
+                <w:szCs w:val="32"/>
+                <w:lang w:val="en-US"/>
+              </w:rPr>
+            </w:pPr>
+          </w:p>
+        </w:tc>
+      </w:tr>
+      <w:tr>
+        <w:trPr>
+          <w:trHeight w:val="822"/>
+        </w:trPr>
+        <w:tc>
+          <w:tcPr>
+            <w:tcW w:w="371" w:type="dxa"/>
+            <w:vMerge/>
+          </w:tcPr>
+          <w:p>
+            <w:pPr>
+              <w:rPr>
+                <w:rFonts w:ascii="Times New Roman" w:hAnsi="Times New Roman" w:cs="Times New Roman"/>
+                <w:sz w:val="32"/>
+                <w:szCs w:val="32"/>
+                <w:lang w:val="en-US"/>
+              </w:rPr>
+            </w:pPr>
+          </w:p>
+        </w:tc>
+        <w:tc>
+          <w:tcPr>
+            <w:tcW w:w="2763" w:type="dxa"/>
+          </w:tcPr>
+          <w:p>
+            <w:pPr>
+              <w:rPr>
+                <w:rFonts w:ascii="Times New Roman" w:hAnsi="Times New Roman" w:cs="Times New Roman"/>
+                <w:sz w:val="32"/>
+                <w:szCs w:val="32"/>
+                <w:lang w:val="en-US"/>
+              </w:rPr>
+            </w:pPr>
+          </w:p>
+        </w:tc>
+        <w:tc>
+          <w:tcPr>
+            <w:tcW w:w="4586" w:type="dxa"/>
+          </w:tcPr>
+          <w:p>
+            <w:pPr>
+              <w:rPr>
+                <w:rFonts w:ascii="Times New Roman" w:hAnsi="Times New Roman" w:cs="Times New Roman"/>
+                <w:sz w:val="32"/>
+                <w:szCs w:val="32"/>
+                <w:lang w:val="en-US"/>
+              </w:rPr>
+            </w:pPr>
+          </w:p>
+        </w:tc>
+        <w:tc>
+          <w:tcPr>
+            <w:tcW w:w="2895" w:type="dxa"/>
+          </w:tcPr>
+          <w:p>
+            <w:pPr>
+              <w:rPr>
+                <w:rFonts w:ascii="Times New Roman" w:hAnsi="Times New Roman" w:cs="Times New Roman"/>
+                <w:sz w:val="32"/>
+                <w:szCs w:val="32"/>
+                <w:lang w:val="en-US"/>
+              </w:rPr>
+            </w:pPr>
+          </w:p>
+        </w:tc>
+        <w:tc>
+          <w:tcPr>
+            <w:tcW w:w="373" w:type="dxa"/>
+            <w:vMerge/>
+          </w:tcPr>
+          <w:p>
+            <w:pPr>
+              <w:rPr>
+                <w:rFonts w:ascii="Times New Roman" w:hAnsi="Times New Roman" w:cs="Times New Roman"/>
+                <w:sz w:val="32"/>
+                <w:szCs w:val="32"/>
+                <w:lang w:val="en-US"/>
+              </w:rPr>
+            </w:pPr>
+          </w:p>
+        </w:tc>
+      </w:tr>
+      <w:tr>
+        <w:trPr>
+          <w:trHeight w:val="1283"/>
+        </w:trPr>
+        <w:tc>
+          <w:tcPr>
+            <w:tcW w:w="371" w:type="dxa"/>
+            <w:vMerge/>
+          </w:tcPr>
+          <w:p>
+            <w:pPr>
+              <w:rPr>
+                <w:rFonts w:ascii="Times New Roman" w:hAnsi="Times New Roman" w:cs="Times New Roman"/>
+                <w:sz w:val="32"/>
+                <w:szCs w:val="32"/>
+                <w:lang w:val="en-US"/>
+              </w:rPr>
+            </w:pPr>
+          </w:p>
+        </w:tc>
+        <w:tc>
+          <w:tcPr>
+            <w:tcW w:w="10244" w:type="dxa"/>
+            <w:gridSpan w:val="3"/>
+          </w:tcPr>
+          <w:p>
+            <w:pPr>
               <w:rPr>
                 <w:rFonts w:ascii="Times New Roman" w:hAnsi="Times New Roman" w:cs="Times New Roman"/>
                 <w:sz w:val="32"/>
@@ -223,31 +784,15 @@
                 <w:b/>
                 <w:sz w:val="40"/>
               </w:rPr>
-              <w:t>Объект</w:t>
-            </w:r>
-            <w:r>
-              <w:rPr>
-                <w:rFonts w:ascii="Times New Roman" w:hAnsi="Times New Roman" w:cs="Times New Roman"/>
-                <w:sz w:val="32"/>
-                <w:lang w:val="en-US"/>
-              </w:rPr>
-              <w:t xml:space="preserve">: </w:t>
-            </w:r>
-            <w:r>
-              <w:rPr>
-                <w:rFonts w:ascii="Times New Roman" w:hAnsi="Times New Roman" w:cs="Times New Roman"/>
-                <w:sz w:val="32"/>
-                <w:lang w:val="en-US"/>
-              </w:rPr>
-              <w:t>{</w:t>
-            </w:r>
-            <w:r>
-              <w:rPr>
-                <w:rFonts w:ascii="Times New Roman" w:hAnsi="Times New Roman" w:cs="Times New Roman"/>
-                <w:sz w:val="32"/>
-                <w:lang w:val="en-US"/>
-              </w:rPr>
-              <w:t>{</w:t>
+              <w:t>Участок</w:t>
+            </w:r>
+            <w:r>
+              <w:rPr>
+                <w:rFonts w:ascii="Times New Roman" w:hAnsi="Times New Roman" w:cs="Times New Roman"/>
+                <w:sz w:val="32"/>
+                <w:lang w:val="en-US"/>
+              </w:rPr>
+              <w:t>: {{</w:t>
             </w:r>
             <w:proofErr w:type="spellStart"/>
             <w:r>
@@ -256,7 +801,39 @@
                 <w:sz w:val="32"/>
                 <w:lang w:val="en-US"/>
               </w:rPr>
-              <w:t>project_line_full</w:t>
+              <w:t>project</w:t>
+            </w:r>
+            <w:r>
+              <w:rPr>
+                <w:rFonts w:ascii="Times New Roman" w:hAnsi="Times New Roman" w:cs="Times New Roman"/>
+                <w:sz w:val="32"/>
+                <w:lang w:val="en-US"/>
+              </w:rPr>
+              <w:t>_</w:t>
+            </w:r>
+            <w:r>
+              <w:rPr>
+                <w:rFonts w:ascii="Times New Roman" w:hAnsi="Times New Roman" w:cs="Times New Roman"/>
+                <w:sz w:val="32"/>
+                <w:lang w:val="en-US"/>
+              </w:rPr>
+              <w:t>plot</w:t>
+            </w:r>
+            <w:r>
+              <w:rPr>
+                <w:rFonts w:ascii="Times New Roman" w:hAnsi="Times New Roman" w:cs="Times New Roman"/>
+                <w:sz w:val="32"/>
+                <w:lang w:val="en-US"/>
+              </w:rPr>
+              <w:t>_</w:t>
+            </w:r>
+            <w:r>
+              <w:rPr>
+                <w:rFonts w:ascii="Times New Roman" w:hAnsi="Times New Roman" w:cs="Times New Roman"/>
+                <w:sz w:val="32"/>
+                <w:lang w:val="en-US"/>
+              </w:rPr>
+              <w:t>full</w:t>
             </w:r>
             <w:proofErr w:type="spellEnd"/>
             <w:r>
@@ -265,7 +842,23 @@
                 <w:sz w:val="32"/>
                 <w:lang w:val="en-US"/>
               </w:rPr>
-              <w:t>}} {{</w:t>
+              <w:t>}}</w:t>
+            </w:r>
+            <w:r>
+              <w:rPr>
+                <w:rFonts w:ascii="Times New Roman" w:hAnsi="Times New Roman" w:cs="Times New Roman"/>
+                <w:sz w:val="32"/>
+                <w:lang w:val="en-US"/>
+              </w:rPr>
+              <w:t xml:space="preserve"> </w:t>
+            </w:r>
+            <w:r>
+              <w:rPr>
+                <w:rFonts w:ascii="Times New Roman" w:hAnsi="Times New Roman" w:cs="Times New Roman"/>
+                <w:sz w:val="32"/>
+                <w:lang w:val="en-US"/>
+              </w:rPr>
+              <w:t>{{</w:t>
             </w:r>
             <w:proofErr w:type="spellStart"/>
             <w:r>
@@ -274,7 +867,7 @@
                 <w:sz w:val="32"/>
                 <w:lang w:val="en-US"/>
               </w:rPr>
-              <w:t>project_stage_full</w:t>
+              <w:t>project_construction_full</w:t>
             </w:r>
             <w:proofErr w:type="spellEnd"/>
             <w:r>
@@ -286,555 +879,555 @@
               <w:t>}}</w:t>
             </w:r>
           </w:p>
-          <w:p>
-            <w:pPr>
-              <w:spacing w:before="100" w:after="200"/>
-              <w:ind w:left="284" w:right="284"/>
-              <w:jc w:val="both"/>
-              <w:rPr>
-                <w:rFonts w:ascii="Times New Roman" w:hAnsi="Times New Roman" w:cs="Times New Roman"/>
-                <w:sz w:val="32"/>
-                <w:lang w:val="en-US"/>
-              </w:rPr>
-            </w:pPr>
-          </w:p>
-          <w:p>
-            <w:pPr>
-              <w:spacing w:after="200"/>
-              <w:ind w:left="284" w:right="284"/>
-              <w:jc w:val="both"/>
-              <w:rPr>
-                <w:sz w:val="32"/>
-                <w:lang w:val="en-US"/>
-              </w:rPr>
-            </w:pPr>
-            <w:r>
-              <w:rPr>
-                <w:rFonts w:ascii="Times New Roman" w:hAnsi="Times New Roman" w:cs="Times New Roman"/>
-                <w:b/>
-                <w:sz w:val="40"/>
-              </w:rPr>
-              <w:t>Участок</w:t>
-            </w:r>
-            <w:r>
-              <w:rPr>
-                <w:rFonts w:ascii="Times New Roman" w:hAnsi="Times New Roman" w:cs="Times New Roman"/>
-                <w:sz w:val="32"/>
-                <w:lang w:val="en-US"/>
-              </w:rPr>
-              <w:t xml:space="preserve">: </w:t>
-            </w:r>
-            <w:r>
-              <w:rPr>
-                <w:rFonts w:ascii="Times New Roman" w:hAnsi="Times New Roman" w:cs="Times New Roman"/>
-                <w:sz w:val="32"/>
-                <w:lang w:val="en-US"/>
-              </w:rPr>
-              <w:t>{{</w:t>
-            </w:r>
-            <w:proofErr w:type="spellStart"/>
-            <w:r>
-              <w:rPr>
-                <w:rFonts w:ascii="Times New Roman" w:hAnsi="Times New Roman" w:cs="Times New Roman"/>
-                <w:sz w:val="32"/>
-                <w:lang w:val="en-US"/>
-              </w:rPr>
-              <w:t>project</w:t>
-            </w:r>
-            <w:r>
-              <w:rPr>
-                <w:rFonts w:ascii="Times New Roman" w:hAnsi="Times New Roman" w:cs="Times New Roman"/>
-                <w:sz w:val="32"/>
-                <w:lang w:val="en-US"/>
-              </w:rPr>
-              <w:t>_</w:t>
-            </w:r>
-            <w:r>
-              <w:rPr>
-                <w:rFonts w:ascii="Times New Roman" w:hAnsi="Times New Roman" w:cs="Times New Roman"/>
-                <w:sz w:val="32"/>
-                <w:lang w:val="en-US"/>
-              </w:rPr>
-              <w:t>plot</w:t>
-            </w:r>
-            <w:r>
-              <w:rPr>
-                <w:rFonts w:ascii="Times New Roman" w:hAnsi="Times New Roman" w:cs="Times New Roman"/>
-                <w:sz w:val="32"/>
-                <w:lang w:val="en-US"/>
-              </w:rPr>
-              <w:t>_</w:t>
-            </w:r>
-            <w:r>
-              <w:rPr>
-                <w:rFonts w:ascii="Times New Roman" w:hAnsi="Times New Roman" w:cs="Times New Roman"/>
-                <w:sz w:val="32"/>
-                <w:lang w:val="en-US"/>
-              </w:rPr>
-              <w:t>full</w:t>
-            </w:r>
-            <w:proofErr w:type="spellEnd"/>
-            <w:r>
-              <w:rPr>
-                <w:rFonts w:ascii="Times New Roman" w:hAnsi="Times New Roman" w:cs="Times New Roman"/>
-                <w:sz w:val="32"/>
-                <w:lang w:val="en-US"/>
-              </w:rPr>
-              <w:t>}}</w:t>
-            </w:r>
-            <w:r>
-              <w:rPr>
-                <w:lang w:val="en-US"/>
-              </w:rPr>
-              <w:t xml:space="preserve"> </w:t>
-            </w:r>
-            <w:r>
-              <w:rPr>
-                <w:rFonts w:ascii="Times New Roman" w:hAnsi="Times New Roman" w:cs="Times New Roman"/>
-                <w:sz w:val="32"/>
-                <w:lang w:val="en-US"/>
-              </w:rPr>
-              <w:t>{</w:t>
-            </w:r>
-            <w:r>
-              <w:rPr>
-                <w:rFonts w:ascii="Times New Roman" w:hAnsi="Times New Roman" w:cs="Times New Roman"/>
-                <w:sz w:val="32"/>
-                <w:lang w:val="en-US"/>
-              </w:rPr>
-              <w:t>{</w:t>
-            </w:r>
-            <w:proofErr w:type="spellStart"/>
-            <w:r>
-              <w:rPr>
-                <w:rFonts w:ascii="Times New Roman" w:hAnsi="Times New Roman" w:cs="Times New Roman"/>
-                <w:sz w:val="32"/>
-                <w:lang w:val="en-US"/>
-              </w:rPr>
-              <w:t>project_construction_full</w:t>
-            </w:r>
-            <w:proofErr w:type="spellEnd"/>
-            <w:r>
-              <w:rPr>
-                <w:rFonts w:ascii="Times New Roman" w:hAnsi="Times New Roman" w:cs="Times New Roman"/>
-                <w:sz w:val="32"/>
-                <w:lang w:val="en-US"/>
-              </w:rPr>
-              <w:t>}}</w:t>
-            </w:r>
-          </w:p>
-          <w:p>
-            <w:pPr>
-              <w:spacing w:after="200"/>
-              <w:ind w:left="284" w:right="284"/>
-              <w:jc w:val="both"/>
-              <w:rPr>
-                <w:rFonts w:ascii="Times New Roman" w:hAnsi="Times New Roman" w:cs="Times New Roman"/>
-                <w:sz w:val="32"/>
-                <w:lang w:val="en-US"/>
-              </w:rPr>
-            </w:pPr>
-          </w:p>
-          <w:p>
-            <w:pPr>
-              <w:spacing w:after="200"/>
-              <w:ind w:right="284"/>
-              <w:rPr>
-                <w:rFonts w:ascii="Times New Roman" w:hAnsi="Times New Roman" w:cs="Times New Roman"/>
-                <w:sz w:val="28"/>
-                <w:lang w:val="en-US"/>
-              </w:rPr>
-            </w:pPr>
-          </w:p>
-          <w:p>
-            <w:pPr>
-              <w:spacing w:after="200"/>
-              <w:ind w:left="284" w:right="284"/>
-              <w:rPr>
-                <w:rFonts w:ascii="Times New Roman" w:hAnsi="Times New Roman" w:cs="Times New Roman"/>
-                <w:sz w:val="28"/>
-                <w:lang w:val="en-US"/>
-              </w:rPr>
-            </w:pPr>
-          </w:p>
-          <w:p>
-            <w:pPr>
-              <w:spacing w:after="200"/>
-              <w:ind w:left="284" w:right="284"/>
+        </w:tc>
+        <w:tc>
+          <w:tcPr>
+            <w:tcW w:w="373" w:type="dxa"/>
+            <w:vMerge/>
+          </w:tcPr>
+          <w:p>
+            <w:pPr>
+              <w:rPr>
+                <w:rFonts w:ascii="Times New Roman" w:hAnsi="Times New Roman" w:cs="Times New Roman"/>
+                <w:sz w:val="32"/>
+                <w:szCs w:val="32"/>
+                <w:lang w:val="en-US"/>
+              </w:rPr>
+            </w:pPr>
+          </w:p>
+        </w:tc>
+      </w:tr>
+      <w:tr>
+        <w:trPr>
+          <w:trHeight w:val="1402"/>
+        </w:trPr>
+        <w:tc>
+          <w:tcPr>
+            <w:tcW w:w="371" w:type="dxa"/>
+            <w:vMerge/>
+          </w:tcPr>
+          <w:p>
+            <w:pPr>
+              <w:rPr>
+                <w:rFonts w:ascii="Times New Roman" w:hAnsi="Times New Roman" w:cs="Times New Roman"/>
+                <w:sz w:val="32"/>
+                <w:szCs w:val="32"/>
+                <w:lang w:val="en-US"/>
+              </w:rPr>
+            </w:pPr>
+          </w:p>
+        </w:tc>
+        <w:tc>
+          <w:tcPr>
+            <w:tcW w:w="2763" w:type="dxa"/>
+          </w:tcPr>
+          <w:p>
+            <w:pPr>
+              <w:rPr>
+                <w:rFonts w:ascii="Times New Roman" w:hAnsi="Times New Roman" w:cs="Times New Roman"/>
+                <w:sz w:val="32"/>
+                <w:szCs w:val="32"/>
+                <w:lang w:val="en-US"/>
+              </w:rPr>
+            </w:pPr>
+          </w:p>
+        </w:tc>
+        <w:tc>
+          <w:tcPr>
+            <w:tcW w:w="4586" w:type="dxa"/>
+          </w:tcPr>
+          <w:p>
+            <w:pPr>
+              <w:rPr>
+                <w:rFonts w:ascii="Times New Roman" w:hAnsi="Times New Roman" w:cs="Times New Roman"/>
+                <w:sz w:val="32"/>
+                <w:szCs w:val="32"/>
+                <w:lang w:val="en-US"/>
+              </w:rPr>
+            </w:pPr>
+          </w:p>
+        </w:tc>
+        <w:tc>
+          <w:tcPr>
+            <w:tcW w:w="2895" w:type="dxa"/>
+          </w:tcPr>
+          <w:p>
+            <w:pPr>
+              <w:rPr>
+                <w:rFonts w:ascii="Times New Roman" w:hAnsi="Times New Roman" w:cs="Times New Roman"/>
+                <w:sz w:val="32"/>
+                <w:szCs w:val="32"/>
+                <w:lang w:val="en-US"/>
+              </w:rPr>
+            </w:pPr>
+          </w:p>
+        </w:tc>
+        <w:tc>
+          <w:tcPr>
+            <w:tcW w:w="373" w:type="dxa"/>
+            <w:vMerge/>
+          </w:tcPr>
+          <w:p>
+            <w:pPr>
+              <w:rPr>
+                <w:rFonts w:ascii="Times New Roman" w:hAnsi="Times New Roman" w:cs="Times New Roman"/>
+                <w:sz w:val="32"/>
+                <w:szCs w:val="32"/>
+                <w:lang w:val="en-US"/>
+              </w:rPr>
+            </w:pPr>
+          </w:p>
+        </w:tc>
+      </w:tr>
+      <w:tr>
+        <w:tc>
+          <w:tcPr>
+            <w:tcW w:w="371" w:type="dxa"/>
+            <w:vMerge/>
+          </w:tcPr>
+          <w:p>
+            <w:pPr>
+              <w:rPr>
+                <w:rFonts w:ascii="Times New Roman" w:hAnsi="Times New Roman" w:cs="Times New Roman"/>
+                <w:sz w:val="32"/>
+                <w:szCs w:val="32"/>
+                <w:lang w:val="en-US"/>
+              </w:rPr>
+            </w:pPr>
+          </w:p>
+        </w:tc>
+        <w:tc>
+          <w:tcPr>
+            <w:tcW w:w="10244" w:type="dxa"/>
+            <w:gridSpan w:val="3"/>
+          </w:tcPr>
+          <w:p>
+            <w:pPr>
               <w:jc w:val="center"/>
+              <w:rPr>
+                <w:rFonts w:ascii="Times New Roman" w:hAnsi="Times New Roman" w:cs="Times New Roman"/>
+                <w:sz w:val="32"/>
+                <w:szCs w:val="32"/>
+                <w:lang w:val="en-US"/>
+              </w:rPr>
+            </w:pPr>
+            <w:r>
               <w:rPr>
                 <w:rFonts w:ascii="Times New Roman" w:hAnsi="Times New Roman" w:cs="Times New Roman"/>
                 <w:b/>
                 <w:sz w:val="48"/>
                 <w:lang w:val="en-US"/>
               </w:rPr>
-            </w:pPr>
-            <w:r>
+              <w:t>{{documentation}}</w:t>
+            </w:r>
+          </w:p>
+        </w:tc>
+        <w:tc>
+          <w:tcPr>
+            <w:tcW w:w="373" w:type="dxa"/>
+            <w:vMerge/>
+          </w:tcPr>
+          <w:p>
+            <w:pPr>
+              <w:rPr>
+                <w:rFonts w:ascii="Times New Roman" w:hAnsi="Times New Roman" w:cs="Times New Roman"/>
+                <w:sz w:val="32"/>
+                <w:szCs w:val="32"/>
+                <w:lang w:val="en-US"/>
+              </w:rPr>
+            </w:pPr>
+          </w:p>
+        </w:tc>
+      </w:tr>
+      <w:tr>
+        <w:trPr>
+          <w:trHeight w:val="1258"/>
+        </w:trPr>
+        <w:tc>
+          <w:tcPr>
+            <w:tcW w:w="371" w:type="dxa"/>
+            <w:vMerge/>
+          </w:tcPr>
+          <w:p>
+            <w:pPr>
+              <w:rPr>
+                <w:rFonts w:ascii="Times New Roman" w:hAnsi="Times New Roman" w:cs="Times New Roman"/>
+                <w:sz w:val="32"/>
+                <w:szCs w:val="32"/>
+                <w:lang w:val="en-US"/>
+              </w:rPr>
+            </w:pPr>
+          </w:p>
+        </w:tc>
+        <w:tc>
+          <w:tcPr>
+            <w:tcW w:w="2763" w:type="dxa"/>
+          </w:tcPr>
+          <w:p>
+            <w:pPr>
+              <w:rPr>
+                <w:rFonts w:ascii="Times New Roman" w:hAnsi="Times New Roman" w:cs="Times New Roman"/>
+                <w:sz w:val="32"/>
+                <w:szCs w:val="32"/>
+                <w:lang w:val="en-US"/>
+              </w:rPr>
+            </w:pPr>
+          </w:p>
+        </w:tc>
+        <w:tc>
+          <w:tcPr>
+            <w:tcW w:w="4586" w:type="dxa"/>
+            <w:tcBorders>
+              <w:bottom w:val="double" w:sz="12" w:space="0" w:color="auto"/>
+            </w:tcBorders>
+          </w:tcPr>
+          <w:p>
+            <w:pPr>
+              <w:rPr>
+                <w:rFonts w:ascii="Times New Roman" w:hAnsi="Times New Roman" w:cs="Times New Roman"/>
+                <w:sz w:val="32"/>
+                <w:szCs w:val="32"/>
+                <w:lang w:val="en-US"/>
+              </w:rPr>
+            </w:pPr>
+          </w:p>
+        </w:tc>
+        <w:tc>
+          <w:tcPr>
+            <w:tcW w:w="2895" w:type="dxa"/>
+          </w:tcPr>
+          <w:p>
+            <w:pPr>
+              <w:rPr>
+                <w:rFonts w:ascii="Times New Roman" w:hAnsi="Times New Roman" w:cs="Times New Roman"/>
+                <w:sz w:val="32"/>
+                <w:szCs w:val="32"/>
+                <w:lang w:val="en-US"/>
+              </w:rPr>
+            </w:pPr>
+          </w:p>
+        </w:tc>
+        <w:tc>
+          <w:tcPr>
+            <w:tcW w:w="373" w:type="dxa"/>
+            <w:vMerge/>
+          </w:tcPr>
+          <w:p>
+            <w:pPr>
+              <w:rPr>
+                <w:rFonts w:ascii="Times New Roman" w:hAnsi="Times New Roman" w:cs="Times New Roman"/>
+                <w:sz w:val="32"/>
+                <w:szCs w:val="32"/>
+                <w:lang w:val="en-US"/>
+              </w:rPr>
+            </w:pPr>
+          </w:p>
+        </w:tc>
+      </w:tr>
+      <w:tr>
+        <w:trPr>
+          <w:trHeight w:val="1124"/>
+        </w:trPr>
+        <w:tc>
+          <w:tcPr>
+            <w:tcW w:w="371" w:type="dxa"/>
+            <w:vMerge/>
+          </w:tcPr>
+          <w:p>
+            <w:pPr>
+              <w:rPr>
+                <w:rFonts w:ascii="Times New Roman" w:hAnsi="Times New Roman" w:cs="Times New Roman"/>
+                <w:sz w:val="32"/>
+                <w:szCs w:val="32"/>
+                <w:lang w:val="en-US"/>
+              </w:rPr>
+            </w:pPr>
+          </w:p>
+        </w:tc>
+        <w:tc>
+          <w:tcPr>
+            <w:tcW w:w="2763" w:type="dxa"/>
+            <w:tcBorders>
+              <w:right w:val="double" w:sz="12" w:space="0" w:color="auto"/>
+            </w:tcBorders>
+          </w:tcPr>
+          <w:p>
+            <w:pPr>
+              <w:rPr>
+                <w:rFonts w:ascii="Times New Roman" w:hAnsi="Times New Roman" w:cs="Times New Roman"/>
+                <w:sz w:val="32"/>
+                <w:szCs w:val="32"/>
+              </w:rPr>
+            </w:pPr>
+          </w:p>
+        </w:tc>
+        <w:tc>
+          <w:tcPr>
+            <w:tcW w:w="4586" w:type="dxa"/>
+            <w:tcBorders>
+              <w:top w:val="double" w:sz="12" w:space="0" w:color="auto"/>
+              <w:left w:val="double" w:sz="12" w:space="0" w:color="auto"/>
+              <w:bottom w:val="double" w:sz="12" w:space="0" w:color="auto"/>
+              <w:right w:val="double" w:sz="12" w:space="0" w:color="auto"/>
+            </w:tcBorders>
+            <w:vAlign w:val="center"/>
+          </w:tcPr>
+          <w:p>
+            <w:pPr>
+              <w:jc w:val="center"/>
               <w:rPr>
                 <w:rFonts w:ascii="Times New Roman" w:hAnsi="Times New Roman" w:cs="Times New Roman"/>
                 <w:b/>
-                <w:sz w:val="48"/>
-                <w:lang w:val="en-US"/>
-              </w:rPr>
-              <w:t>{{documentation}}</w:t>
-            </w:r>
-          </w:p>
-          <w:p>
-            <w:pPr>
-              <w:spacing w:after="200"/>
-              <w:ind w:right="284"/>
-              <w:rPr>
-                <w:rFonts w:ascii="Times New Roman" w:hAnsi="Times New Roman" w:cs="Times New Roman"/>
-                <w:sz w:val="28"/>
-              </w:rPr>
-            </w:pPr>
-          </w:p>
-          <w:p>
-            <w:pPr>
-              <w:spacing w:after="200"/>
-              <w:ind w:left="284" w:right="284"/>
-              <w:rPr>
-                <w:rFonts w:ascii="Times New Roman" w:hAnsi="Times New Roman" w:cs="Times New Roman"/>
-                <w:sz w:val="28"/>
-              </w:rPr>
-            </w:pPr>
-          </w:p>
-          <w:p>
-            <w:pPr>
-              <w:spacing w:after="200"/>
-              <w:ind w:left="284" w:right="284"/>
-              <w:rPr>
-                <w:rFonts w:ascii="Times New Roman" w:hAnsi="Times New Roman" w:cs="Times New Roman"/>
-                <w:sz w:val="28"/>
-              </w:rPr>
-            </w:pPr>
-            <w:r>
-              <w:rPr>
-                <w:rFonts w:ascii="Times New Roman" w:hAnsi="Times New Roman" w:cs="Times New Roman"/>
-                <w:noProof/>
-                <w:sz w:val="28"/>
-                <w:szCs w:val="24"/>
-                <w:lang w:eastAsia="ru-RU"/>
-              </w:rPr>
-              <mc:AlternateContent>
-                <mc:Choice Requires="wps">
-                  <w:drawing>
-                    <wp:anchor distT="0" distB="0" distL="114300" distR="114300" simplePos="0" relativeHeight="251659776" behindDoc="0" locked="0" layoutInCell="1" allowOverlap="1" wp14:anchorId="2F195362" wp14:editId="79A0B409">
-                      <wp:simplePos x="0" y="0"/>
-                      <wp:positionH relativeFrom="margin">
-                        <wp:posOffset>1782445</wp:posOffset>
-                      </wp:positionH>
-                      <wp:positionV relativeFrom="paragraph">
-                        <wp:posOffset>19685</wp:posOffset>
-                      </wp:positionV>
-                      <wp:extent cx="2880000" cy="648000"/>
-                      <wp:effectExtent l="19050" t="19050" r="15875" b="19050"/>
-                      <wp:wrapNone/>
-                      <wp:docPr id="2" name="Надпись 2"/>
-                      <wp:cNvGraphicFramePr>
-                        <a:graphicFrameLocks xmlns:a="http://schemas.openxmlformats.org/drawingml/2006/main"/>
-                      </wp:cNvGraphicFramePr>
-                      <a:graphic xmlns:a="http://schemas.openxmlformats.org/drawingml/2006/main">
-                        <a:graphicData uri="http://schemas.microsoft.com/office/word/2010/wordprocessingShape">
-                          <wps:wsp>
-                            <wps:cNvSpPr txBox="1">
-                              <a:spLocks noChangeArrowheads="1"/>
-                            </wps:cNvSpPr>
-                            <wps:spPr bwMode="auto">
-                              <a:xfrm>
-                                <a:off x="0" y="0"/>
-                                <a:ext cx="2880000" cy="648000"/>
-                              </a:xfrm>
-                              <a:prstGeom prst="rect">
-                                <a:avLst/>
-                              </a:prstGeom>
-                              <a:solidFill>
-                                <a:srgbClr val="FFFFFF"/>
-                              </a:solidFill>
-                              <a:ln w="38100" cmpd="dbl">
-                                <a:solidFill>
-                                  <a:srgbClr val="000000"/>
-                                </a:solidFill>
-                                <a:miter lim="800000"/>
-                                <a:headEnd/>
-                                <a:tailEnd/>
-                              </a:ln>
-                            </wps:spPr>
-                            <wps:txbx>
-                              <w:txbxContent>
-                                <w:p>
-                                  <w:pPr>
-                                    <w:spacing w:after="0" w:line="240" w:lineRule="auto"/>
-                                    <w:rPr>
-                                      <w:rFonts w:ascii="Times New Roman" w:hAnsi="Times New Roman" w:cs="Times New Roman"/>
-                                      <w:b/>
-                                      <w:sz w:val="72"/>
-                                      <w:szCs w:val="44"/>
-                                      <w:lang w:val="en-US"/>
-                                    </w:rPr>
-                                  </w:pPr>
-                                  <w:r>
-                                    <w:rPr>
-                                      <w:rFonts w:ascii="Times New Roman" w:hAnsi="Times New Roman" w:cs="Times New Roman"/>
-                                      <w:b/>
-                                      <w:sz w:val="72"/>
-                                      <w:szCs w:val="44"/>
-                                      <w:lang w:val="en-US"/>
-                                    </w:rPr>
-                                    <w:t xml:space="preserve">  </w:t>
-                                  </w:r>
-                                  <w:r>
-                                    <w:rPr>
-                                      <w:rFonts w:ascii="Times New Roman" w:hAnsi="Times New Roman" w:cs="Times New Roman"/>
-                                      <w:b/>
-                                      <w:sz w:val="72"/>
-                                      <w:szCs w:val="44"/>
-                                    </w:rPr>
-                                    <w:t>Папка №</w:t>
-                                  </w:r>
-                                  <w:r>
-                                    <w:rPr>
-                                      <w:rFonts w:ascii="Times New Roman" w:hAnsi="Times New Roman" w:cs="Times New Roman"/>
-                                      <w:b/>
-                                      <w:color w:val="FFFFFF" w:themeColor="background1"/>
-                                      <w:sz w:val="72"/>
-                                      <w:szCs w:val="44"/>
-                                      <w:lang w:val="en-US"/>
-                                    </w:rPr>
-                                    <w:t>1</w:t>
-                                  </w:r>
-                                </w:p>
-                              </w:txbxContent>
-                            </wps:txbx>
-                            <wps:bodyPr rot="0" vert="horz" wrap="square" lIns="91440" tIns="45720" rIns="91440" bIns="45720" anchor="t" anchorCtr="0" upright="1">
-                              <a:noAutofit/>
-                            </wps:bodyPr>
-                          </wps:wsp>
-                        </a:graphicData>
-                      </a:graphic>
-                      <wp14:sizeRelH relativeFrom="page">
-                        <wp14:pctWidth>0</wp14:pctWidth>
-                      </wp14:sizeRelH>
-                      <wp14:sizeRelV relativeFrom="page">
-                        <wp14:pctHeight>0</wp14:pctHeight>
-                      </wp14:sizeRelV>
-                    </wp:anchor>
-                  </w:drawing>
-                </mc:Choice>
-                <mc:Fallback>
-                  <w:pict>
-                    <v:shapetype w14:anchorId="2F195362" id="_x0000_t202" coordsize="21600,21600" o:spt="202" path="m,l,21600r21600,l21600,xe">
-                      <v:stroke joinstyle="miter"/>
-                      <v:path gradientshapeok="t" o:connecttype="rect"/>
-                    </v:shapetype>
-                    <v:shape id="Надпись 2" o:spid="_x0000_s1026" type="#_x0000_t202" style="position:absolute;left:0;text-align:left;margin-left:140.35pt;margin-top:1.55pt;width:226.75pt;height:51pt;z-index:251659776;visibility:visible;mso-wrap-style:square;mso-width-percent:0;mso-height-percent:0;mso-wrap-distance-left:9pt;mso-wrap-distance-top:0;mso-wrap-distance-right:9pt;mso-wrap-distance-bottom:0;mso-position-horizontal:absolute;mso-position-horizontal-relative:margin;mso-position-vertical:absolute;mso-position-vertical-relative:text;mso-width-percent:0;mso-height-percent:0;mso-width-relative:page;mso-height-relative:page;v-text-anchor:top" o:gfxdata="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" strokeweight="3pt">
-                      <v:stroke linestyle="thinThin"/>
-                      <v:textbox>
-                        <w:txbxContent>
-                          <w:p>
-                            <w:pPr>
-                              <w:spacing w:after="0" w:line="240" w:lineRule="auto"/>
-                              <w:rPr>
-                                <w:rFonts w:ascii="Times New Roman" w:hAnsi="Times New Roman" w:cs="Times New Roman"/>
-                                <w:b/>
-                                <w:sz w:val="72"/>
-                                <w:szCs w:val="44"/>
-                                <w:lang w:val="en-US"/>
-                              </w:rPr>
-                            </w:pPr>
-                            <w:r>
-                              <w:rPr>
-                                <w:rFonts w:ascii="Times New Roman" w:hAnsi="Times New Roman" w:cs="Times New Roman"/>
-                                <w:b/>
-                                <w:sz w:val="72"/>
-                                <w:szCs w:val="44"/>
-                                <w:lang w:val="en-US"/>
-                              </w:rPr>
-                              <w:t xml:space="preserve">  </w:t>
-                            </w:r>
-                            <w:r>
-                              <w:rPr>
-                                <w:rFonts w:ascii="Times New Roman" w:hAnsi="Times New Roman" w:cs="Times New Roman"/>
-                                <w:b/>
-                                <w:sz w:val="72"/>
-                                <w:szCs w:val="44"/>
-                              </w:rPr>
-                              <w:t>Папка №</w:t>
-                            </w:r>
-                            <w:r>
-                              <w:rPr>
-                                <w:rFonts w:ascii="Times New Roman" w:hAnsi="Times New Roman" w:cs="Times New Roman"/>
-                                <w:b/>
-                                <w:color w:val="FFFFFF" w:themeColor="background1"/>
-                                <w:sz w:val="72"/>
-                                <w:szCs w:val="44"/>
-                                <w:lang w:val="en-US"/>
-                              </w:rPr>
-                              <w:t>1</w:t>
-                            </w:r>
-                          </w:p>
-                        </w:txbxContent>
-                      </v:textbox>
-                      <w10:wrap anchorx="margin"/>
-                    </v:shape>
-                  </w:pict>
-                </mc:Fallback>
-              </mc:AlternateContent>
-            </w:r>
-          </w:p>
-          <w:p>
-            <w:pPr>
-              <w:spacing w:after="200"/>
-              <w:ind w:left="284" w:right="284"/>
-              <w:rPr>
-                <w:rFonts w:ascii="Times New Roman" w:hAnsi="Times New Roman" w:cs="Times New Roman"/>
-                <w:sz w:val="28"/>
-              </w:rPr>
-            </w:pPr>
-          </w:p>
-          <w:p>
-            <w:pPr>
-              <w:spacing w:after="200"/>
-              <w:ind w:left="284" w:right="284"/>
-              <w:rPr>
-                <w:rFonts w:ascii="Times New Roman" w:hAnsi="Times New Roman" w:cs="Times New Roman"/>
-                <w:sz w:val="28"/>
-              </w:rPr>
-            </w:pPr>
-          </w:p>
-          <w:p>
-            <w:pPr>
-              <w:spacing w:after="200"/>
-              <w:ind w:right="284"/>
-              <w:rPr>
-                <w:rFonts w:ascii="Times New Roman" w:hAnsi="Times New Roman" w:cs="Times New Roman"/>
-                <w:sz w:val="28"/>
-              </w:rPr>
-            </w:pPr>
-          </w:p>
-          <w:p>
-            <w:pPr>
-              <w:spacing w:after="200"/>
-              <w:ind w:left="284" w:right="284"/>
-              <w:rPr>
-                <w:rFonts w:ascii="Times New Roman" w:hAnsi="Times New Roman" w:cs="Times New Roman"/>
-                <w:sz w:val="28"/>
-              </w:rPr>
-            </w:pPr>
-          </w:p>
-          <w:p>
-            <w:pPr>
-              <w:spacing w:after="200"/>
-              <w:ind w:left="284" w:right="284"/>
-              <w:rPr>
-                <w:rFonts w:ascii="Times New Roman" w:hAnsi="Times New Roman" w:cs="Times New Roman"/>
-                <w:sz w:val="28"/>
-              </w:rPr>
-            </w:pPr>
-          </w:p>
-          <w:p>
-            <w:pPr>
-              <w:spacing w:after="200"/>
-              <w:ind w:right="284"/>
-              <w:rPr>
-                <w:rFonts w:ascii="Times New Roman" w:hAnsi="Times New Roman" w:cs="Times New Roman"/>
-                <w:sz w:val="28"/>
-              </w:rPr>
-            </w:pPr>
-          </w:p>
-          <w:p>
-            <w:pPr>
-              <w:spacing w:after="200"/>
-              <w:ind w:right="284"/>
-              <w:rPr>
-                <w:rFonts w:ascii="Times New Roman" w:hAnsi="Times New Roman" w:cs="Times New Roman"/>
-                <w:sz w:val="28"/>
-              </w:rPr>
-            </w:pPr>
-          </w:p>
-          <w:tbl>
-            <w:tblPr>
-              <w:tblStyle w:val="a3"/>
-              <w:tblW w:w="0" w:type="auto"/>
+                <w:bCs/>
+                <w:sz w:val="72"/>
+                <w:szCs w:val="72"/>
+                <w:lang w:val="en-US"/>
+              </w:rPr>
+            </w:pPr>
+            <w:r>
+              <w:rPr>
+                <w:rFonts w:ascii="Times New Roman" w:hAnsi="Times New Roman" w:cs="Times New Roman"/>
+                <w:b/>
+                <w:bCs/>
+                <w:sz w:val="72"/>
+                <w:szCs w:val="72"/>
+              </w:rPr>
+              <w:t>Папка №</w:t>
+            </w:r>
+          </w:p>
+        </w:tc>
+        <w:tc>
+          <w:tcPr>
+            <w:tcW w:w="2846" w:type="dxa"/>
+            <w:tcBorders>
+              <w:left w:val="double" w:sz="12" w:space="0" w:color="auto"/>
+            </w:tcBorders>
+          </w:tcPr>
+          <w:p>
+            <w:pPr>
+              <w:rPr>
+                <w:rFonts w:ascii="Times New Roman" w:hAnsi="Times New Roman" w:cs="Times New Roman"/>
+                <w:sz w:val="32"/>
+                <w:szCs w:val="32"/>
+              </w:rPr>
+            </w:pPr>
+          </w:p>
+        </w:tc>
+        <w:tc>
+          <w:tcPr>
+            <w:tcW w:w="373" w:type="dxa"/>
+            <w:vMerge/>
+          </w:tcPr>
+          <w:p>
+            <w:pPr>
+              <w:rPr>
+                <w:rFonts w:ascii="Times New Roman" w:hAnsi="Times New Roman" w:cs="Times New Roman"/>
+                <w:sz w:val="32"/>
+                <w:szCs w:val="32"/>
+                <w:lang w:val="en-US"/>
+              </w:rPr>
+            </w:pPr>
+          </w:p>
+        </w:tc>
+      </w:tr>
+      <w:tr>
+        <w:trPr>
+          <w:trHeight w:val="1400"/>
+        </w:trPr>
+        <w:tc>
+          <w:tcPr>
+            <w:tcW w:w="371" w:type="dxa"/>
+            <w:vMerge/>
+          </w:tcPr>
+          <w:p>
+            <w:pPr>
+              <w:rPr>
+                <w:rFonts w:ascii="Times New Roman" w:hAnsi="Times New Roman" w:cs="Times New Roman"/>
+                <w:sz w:val="32"/>
+                <w:szCs w:val="32"/>
+                <w:lang w:val="en-US"/>
+              </w:rPr>
+            </w:pPr>
+          </w:p>
+        </w:tc>
+        <w:tc>
+          <w:tcPr>
+            <w:tcW w:w="2763" w:type="dxa"/>
+            <w:tcBorders>
+              <w:bottom w:val="nil"/>
+            </w:tcBorders>
+          </w:tcPr>
+          <w:p>
+            <w:pPr>
+              <w:rPr>
+                <w:rFonts w:ascii="Times New Roman" w:hAnsi="Times New Roman" w:cs="Times New Roman"/>
+                <w:sz w:val="32"/>
+                <w:szCs w:val="32"/>
+                <w:lang w:val="en-US"/>
+              </w:rPr>
+            </w:pPr>
+          </w:p>
+        </w:tc>
+        <w:tc>
+          <w:tcPr>
+            <w:tcW w:w="4586" w:type="dxa"/>
+            <w:tcBorders>
+              <w:top w:val="double" w:sz="12" w:space="0" w:color="auto"/>
+              <w:bottom w:val="nil"/>
+            </w:tcBorders>
+          </w:tcPr>
+          <w:p>
+            <w:pPr>
+              <w:rPr>
+                <w:rFonts w:ascii="Times New Roman" w:hAnsi="Times New Roman" w:cs="Times New Roman"/>
+                <w:sz w:val="32"/>
+                <w:szCs w:val="32"/>
+                <w:lang w:val="en-US"/>
+              </w:rPr>
+            </w:pPr>
+          </w:p>
+        </w:tc>
+        <w:tc>
+          <w:tcPr>
+            <w:tcW w:w="2895" w:type="dxa"/>
+            <w:tcBorders>
+              <w:bottom w:val="nil"/>
+            </w:tcBorders>
+          </w:tcPr>
+          <w:p>
+            <w:pPr>
+              <w:rPr>
+                <w:rFonts w:ascii="Times New Roman" w:hAnsi="Times New Roman" w:cs="Times New Roman"/>
+                <w:sz w:val="32"/>
+                <w:szCs w:val="32"/>
+                <w:lang w:val="en-US"/>
+              </w:rPr>
+            </w:pPr>
+          </w:p>
+        </w:tc>
+        <w:tc>
+          <w:tcPr>
+            <w:tcW w:w="373" w:type="dxa"/>
+            <w:vMerge/>
+          </w:tcPr>
+          <w:p>
+            <w:pPr>
+              <w:rPr>
+                <w:rFonts w:ascii="Times New Roman" w:hAnsi="Times New Roman" w:cs="Times New Roman"/>
+                <w:sz w:val="32"/>
+                <w:szCs w:val="32"/>
+                <w:lang w:val="en-US"/>
+              </w:rPr>
+            </w:pPr>
+          </w:p>
+        </w:tc>
+      </w:tr>
+      <w:tr>
+        <w:trPr>
+          <w:trHeight w:val="717"/>
+        </w:trPr>
+        <w:tc>
+          <w:tcPr>
+            <w:tcW w:w="371" w:type="dxa"/>
+            <w:vMerge/>
+          </w:tcPr>
+          <w:p>
+            <w:pPr>
+              <w:rPr>
+                <w:rFonts w:ascii="Times New Roman" w:hAnsi="Times New Roman" w:cs="Times New Roman"/>
+                <w:sz w:val="32"/>
+                <w:szCs w:val="32"/>
+                <w:lang w:val="en-US"/>
+              </w:rPr>
+            </w:pPr>
+          </w:p>
+        </w:tc>
+        <w:tc>
+          <w:tcPr>
+            <w:tcW w:w="10244" w:type="dxa"/>
+            <w:gridSpan w:val="3"/>
+            <w:tcBorders>
+              <w:top w:val="nil"/>
+              <w:bottom w:val="single" w:sz="12" w:space="0" w:color="auto"/>
+            </w:tcBorders>
+            <w:vAlign w:val="center"/>
+          </w:tcPr>
+          <w:p>
+            <w:pPr>
               <w:jc w:val="center"/>
-              <w:tblBorders>
-                <w:top w:val="none" w:sz="0" w:space="0" w:color="auto"/>
-                <w:left w:val="none" w:sz="0" w:space="0" w:color="auto"/>
-                <w:bottom w:val="none" w:sz="0" w:space="0" w:color="auto"/>
-                <w:right w:val="none" w:sz="0" w:space="0" w:color="auto"/>
-                <w:insideH w:val="none" w:sz="0" w:space="0" w:color="auto"/>
-                <w:insideV w:val="none" w:sz="0" w:space="0" w:color="auto"/>
-              </w:tblBorders>
-              <w:tblLook w:val="04A0" w:firstRow="1" w:lastRow="0" w:firstColumn="1" w:lastColumn="0" w:noHBand="0" w:noVBand="1"/>
-            </w:tblPr>
-            <w:tblGrid>
-              <w:gridCol w:w="9638"/>
-            </w:tblGrid>
-            <w:tr>
-              <w:trPr>
-                <w:trHeight w:val="462"/>
-                <w:jc w:val="center"/>
-              </w:trPr>
-              <w:tc>
-                <w:tcPr>
-                  <w:tcW w:w="9638" w:type="dxa"/>
-                  <w:tcBorders>
-                    <w:bottom w:val="single" w:sz="4" w:space="0" w:color="auto"/>
-                  </w:tcBorders>
-                  <w:vAlign w:val="center"/>
-                </w:tcPr>
-                <w:p>
-                  <w:pPr>
-                    <w:ind w:left="-227" w:right="-227"/>
-                    <w:jc w:val="center"/>
-                    <w:rPr>
-                      <w:rFonts w:ascii="Times New Roman" w:hAnsi="Times New Roman" w:cs="Times New Roman"/>
-                      <w:sz w:val="28"/>
-                      <w:szCs w:val="28"/>
-                      <w:lang w:val="en-US"/>
-                    </w:rPr>
-                  </w:pPr>
-                  <w:r>
-                    <w:rPr>
-                      <w:rFonts w:ascii="Times New Roman" w:hAnsi="Times New Roman" w:cs="Times New Roman"/>
-                      <w:bCs/>
-                      <w:sz w:val="28"/>
-                      <w:szCs w:val="28"/>
-                      <w:lang w:val="en-US"/>
-                    </w:rPr>
-                    <w:t>{{</w:t>
-                  </w:r>
-                  <w:proofErr w:type="spellStart"/>
-                  <w:r>
-                    <w:rPr>
-                      <w:rFonts w:ascii="Times New Roman" w:hAnsi="Times New Roman" w:cs="Times New Roman"/>
-                      <w:bCs/>
-                      <w:sz w:val="28"/>
-                      <w:szCs w:val="28"/>
-                      <w:lang w:val="en-US"/>
-                    </w:rPr>
-                    <w:t>project_full_code</w:t>
-                  </w:r>
-                  <w:proofErr w:type="spellEnd"/>
-                  <w:r>
-                    <w:rPr>
-                      <w:rFonts w:ascii="Times New Roman" w:hAnsi="Times New Roman" w:cs="Times New Roman"/>
-                      <w:bCs/>
-                      <w:sz w:val="28"/>
-                      <w:szCs w:val="28"/>
-                      <w:lang w:val="en-US"/>
-                    </w:rPr>
-                    <w:t>}}</w:t>
-                  </w:r>
-                </w:p>
-              </w:tc>
-            </w:tr>
-          </w:tbl>
-          <w:p>
-            <w:pPr>
-              <w:spacing w:after="200"/>
-              <w:rPr>
-                <w:rFonts w:ascii="Times New Roman" w:hAnsi="Times New Roman" w:cs="Times New Roman"/>
+              <w:rPr>
+                <w:rFonts w:ascii="Times New Roman" w:hAnsi="Times New Roman" w:cs="Times New Roman"/>
+                <w:sz w:val="32"/>
+                <w:szCs w:val="32"/>
+                <w:lang w:val="en-US"/>
+              </w:rPr>
+            </w:pPr>
+            <w:r>
+              <w:rPr>
+                <w:rFonts w:ascii="Times New Roman" w:hAnsi="Times New Roman" w:cs="Times New Roman"/>
+                <w:bCs/>
+                <w:sz w:val="32"/>
+                <w:szCs w:val="32"/>
+                <w:lang w:val="en-US"/>
+              </w:rPr>
+              <w:t>{{</w:t>
+            </w:r>
+            <w:proofErr w:type="spellStart"/>
+            <w:r>
+              <w:rPr>
+                <w:rFonts w:ascii="Times New Roman" w:hAnsi="Times New Roman" w:cs="Times New Roman"/>
+                <w:bCs/>
+                <w:sz w:val="32"/>
+                <w:szCs w:val="32"/>
+                <w:lang w:val="en-US"/>
+              </w:rPr>
+              <w:t>project_full_code</w:t>
+            </w:r>
+            <w:proofErr w:type="spellEnd"/>
+            <w:r>
+              <w:rPr>
+                <w:rFonts w:ascii="Times New Roman" w:hAnsi="Times New Roman" w:cs="Times New Roman"/>
+                <w:bCs/>
+                <w:sz w:val="32"/>
+                <w:szCs w:val="32"/>
+                <w:lang w:val="en-US"/>
+              </w:rPr>
+              <w:t>}}</w:t>
+            </w:r>
+          </w:p>
+        </w:tc>
+        <w:tc>
+          <w:tcPr>
+            <w:tcW w:w="373" w:type="dxa"/>
+          </w:tcPr>
+          <w:p>
+            <w:pPr>
+              <w:rPr>
+                <w:rFonts w:ascii="Times New Roman" w:hAnsi="Times New Roman" w:cs="Times New Roman"/>
+                <w:sz w:val="32"/>
+                <w:szCs w:val="32"/>
+                <w:lang w:val="en-US"/>
+              </w:rPr>
+            </w:pPr>
+          </w:p>
+        </w:tc>
+      </w:tr>
+      <w:tr>
+        <w:trPr>
+          <w:trHeight w:val="682"/>
+        </w:trPr>
+        <w:tc>
+          <w:tcPr>
+            <w:tcW w:w="10988" w:type="dxa"/>
+            <w:gridSpan w:val="5"/>
+          </w:tcPr>
+          <w:p>
+            <w:pPr>
+              <w:rPr>
+                <w:rFonts w:ascii="Times New Roman" w:hAnsi="Times New Roman" w:cs="Times New Roman"/>
+                <w:sz w:val="32"/>
+                <w:szCs w:val="32"/>
+                <w:lang w:val="en-US"/>
               </w:rPr>
             </w:pPr>
           </w:p>
@@ -843,6 +1436,9 @@
     </w:tbl>
     <w:p>
       <w:pPr>
+        <w:rPr>
+          <w:lang w:val="en-US"/>
+        </w:rPr>
         <w:sectPr>
           <w:pgSz w:w="11906" w:h="16838"/>
           <w:pgMar w:top="567" w:right="567" w:bottom="567" w:left="567" w:header="709" w:footer="709" w:gutter="0"/>
@@ -891,6 +1487,7 @@
                 <w:rFonts w:ascii="Times New Roman" w:hAnsi="Times New Roman" w:cs="Times New Roman"/>
                 <w:sz w:val="28"/>
                 <w:szCs w:val="28"/>
+                <w:lang w:val="en-US"/>
               </w:rPr>
             </w:pPr>
           </w:p>
@@ -1063,6 +1660,7 @@
           </w:tcPr>
           <w:p>
             <w:pPr>
+              <w:spacing w:line="300" w:lineRule="exact"/>
               <w:rPr>
                 <w:rFonts w:ascii="Times New Roman" w:hAnsi="Times New Roman" w:cs="Times New Roman"/>
                 <w:sz w:val="28"/>
@@ -1198,6 +1796,7 @@
           </w:p>
           <w:p>
             <w:pPr>
+              <w:spacing w:line="300" w:lineRule="exact"/>
               <w:rPr>
                 <w:rFonts w:ascii="Times New Roman" w:hAnsi="Times New Roman" w:cs="Times New Roman"/>
                 <w:sz w:val="28"/>
@@ -1282,11 +1881,11 @@
           </w:p>
           <w:p>
             <w:pPr>
-              <w:rPr>
-                <w:rFonts w:ascii="Times New Roman" w:hAnsi="Times New Roman" w:cs="Times New Roman"/>
-                <w:sz w:val="28"/>
-                <w:szCs w:val="28"/>
-                <w:lang w:val="en-US"/>
+              <w:spacing w:line="300" w:lineRule="exact"/>
+              <w:rPr>
+                <w:rFonts w:ascii="Times New Roman" w:hAnsi="Times New Roman" w:cs="Times New Roman"/>
+                <w:sz w:val="28"/>
+                <w:szCs w:val="28"/>
               </w:rPr>
             </w:pPr>
             <w:r>
@@ -1323,6 +1922,7 @@
           </w:p>
           <w:p>
             <w:pPr>
+              <w:spacing w:line="300" w:lineRule="exact"/>
               <w:rPr>
                 <w:rFonts w:ascii="Times New Roman" w:hAnsi="Times New Roman" w:cs="Times New Roman"/>
                 <w:sz w:val="28"/>
@@ -2118,6 +2718,7 @@
         <w:tc>
           <w:tcPr>
             <w:tcW w:w="10057" w:type="dxa"/>
+            <w:vMerge/>
             <w:tcBorders>
               <w:left w:val="double" w:sz="12" w:space="0" w:color="auto"/>
               <w:right w:val="double" w:sz="12" w:space="0" w:color="auto"/>
@@ -2407,6 +3008,7 @@
           </w:tcPr>
           <w:p>
             <w:pPr>
+              <w:spacing w:line="300" w:lineRule="exact"/>
               <w:rPr>
                 <w:rFonts w:ascii="Times New Roman" w:hAnsi="Times New Roman" w:cs="Times New Roman"/>
                 <w:sz w:val="28"/>
@@ -2542,6 +3144,7 @@
           </w:p>
           <w:p>
             <w:pPr>
+              <w:spacing w:line="300" w:lineRule="exact"/>
               <w:rPr>
                 <w:rFonts w:ascii="Times New Roman" w:hAnsi="Times New Roman" w:cs="Times New Roman"/>
                 <w:sz w:val="28"/>
@@ -2626,6 +3229,7 @@
           </w:p>
           <w:p>
             <w:pPr>
+              <w:spacing w:line="300" w:lineRule="exact"/>
               <w:rPr>
                 <w:rFonts w:ascii="Times New Roman" w:hAnsi="Times New Roman" w:cs="Times New Roman"/>
                 <w:sz w:val="28"/>
@@ -2716,6 +3320,22 @@
                 <w:szCs w:val="20"/>
               </w:rPr>
               <w:t>»</w:t>
+            </w:r>
+          </w:p>
+          <w:p>
+            <w:pPr>
+              <w:jc w:val="center"/>
+              <w:rPr>
+                <w:rFonts w:ascii="Times New Roman" w:hAnsi="Times New Roman" w:cs="Times New Roman"/>
+                <w:sz w:val="28"/>
+                <w:szCs w:val="28"/>
+              </w:rPr>
+            </w:pPr>
+            <w:r>
+              <w:rPr>
+                <w:rFonts w:ascii="Times New Roman" w:hAnsi="Times New Roman" w:cs="Times New Roman"/>
+              </w:rPr>
+              <w:t>(2-й экземпляр копии)</w:t>
             </w:r>
           </w:p>
         </w:tc>
@@ -2891,6 +3511,7 @@
           </w:tcPr>
           <w:p>
             <w:pPr>
+              <w:jc w:val="center"/>
               <w:rPr>
                 <w:rFonts w:ascii="Times New Roman" w:hAnsi="Times New Roman" w:cs="Times New Roman"/>
                 <w:sz w:val="28"/>
@@ -3039,6 +3660,7 @@
           </w:tcPr>
           <w:p>
             <w:pPr>
+              <w:jc w:val="center"/>
               <w:rPr>
                 <w:rFonts w:ascii="Times New Roman" w:hAnsi="Times New Roman" w:cs="Times New Roman"/>
                 <w:sz w:val="28"/>
@@ -3187,6 +3809,7 @@
           </w:tcPr>
           <w:p>
             <w:pPr>
+              <w:jc w:val="center"/>
               <w:rPr>
                 <w:rFonts w:ascii="Times New Roman" w:hAnsi="Times New Roman" w:cs="Times New Roman"/>
                 <w:sz w:val="28"/>
@@ -3328,6 +3951,7 @@
           </w:tcPr>
           <w:p>
             <w:pPr>
+              <w:jc w:val="center"/>
               <w:rPr>
                 <w:rFonts w:ascii="Times New Roman" w:hAnsi="Times New Roman" w:cs="Times New Roman"/>
                 <w:sz w:val="28"/>
@@ -3461,6 +4085,7 @@
         <w:tc>
           <w:tcPr>
             <w:tcW w:w="10057" w:type="dxa"/>
+            <w:vMerge/>
             <w:tcBorders>
               <w:left w:val="double" w:sz="12" w:space="0" w:color="auto"/>
               <w:right w:val="double" w:sz="12" w:space="0" w:color="auto"/>
@@ -3473,12 +4098,6 @@
                 <w:rFonts w:ascii="Times New Roman" w:hAnsi="Times New Roman" w:cs="Times New Roman"/>
               </w:rPr>
             </w:pPr>
-            <w:r>
-              <w:rPr>
-                <w:rFonts w:ascii="Times New Roman" w:hAnsi="Times New Roman" w:cs="Times New Roman"/>
-              </w:rPr>
-              <w:t>(2-й экземпляр копии)</w:t>
-            </w:r>
           </w:p>
         </w:tc>
         <w:tc>
@@ -4074,6 +4693,36 @@
       </w:tblBorders>
     </w:tblPr>
   </w:style>
+  <w:style w:type="paragraph" w:styleId="HTML">
+    <w:name w:val="HTML Preformatted"/>
+    <w:basedOn w:val="a"/>
+    <w:link w:val="HTML0"/>
+    <w:uiPriority w:val="99"/>
+    <w:semiHidden/>
+    <w:unhideWhenUsed/>
+    <w:rsid w:val="00B45E93"/>
+    <w:pPr>
+      <w:spacing w:after="0" w:line="240" w:lineRule="auto"/>
+    </w:pPr>
+    <w:rPr>
+      <w:rFonts w:ascii="Consolas" w:hAnsi="Consolas"/>
+      <w:sz w:val="20"/>
+      <w:szCs w:val="20"/>
+    </w:rPr>
+  </w:style>
+  <w:style w:type="character" w:customStyle="1" w:styleId="HTML0">
+    <w:name w:val="Стандартный HTML Знак"/>
+    <w:basedOn w:val="a0"/>
+    <w:link w:val="HTML"/>
+    <w:uiPriority w:val="99"/>
+    <w:semiHidden/>
+    <w:rsid w:val="00B45E93"/>
+    <w:rPr>
+      <w:rFonts w:ascii="Consolas" w:hAnsi="Consolas"/>
+      <w:sz w:val="20"/>
+      <w:szCs w:val="20"/>
+    </w:rPr>
+  </w:style>
 </w:styles>
 </file>
 

--- a/document_templates/docx/title_sheet.docx
+++ b/document_templates/docx/title_sheet.docx
@@ -5,7 +5,7 @@
     <w:tbl>
       <w:tblPr>
         <w:tblStyle w:val="a3"/>
-        <w:tblW w:w="5000" w:type="pct"/>
+        <w:tblW w:w="11023" w:type="dxa"/>
         <w:tblBorders>
           <w:top w:val="single" w:sz="48" w:space="0" w:color="auto"/>
           <w:left w:val="single" w:sz="48" w:space="0" w:color="auto"/>
@@ -14,6 +14,7 @@
           <w:insideH w:val="none" w:sz="0" w:space="0" w:color="auto"/>
           <w:insideV w:val="none" w:sz="0" w:space="0" w:color="auto"/>
         </w:tblBorders>
+        <w:tblLayout w:type="fixed"/>
         <w:tblLook w:val="04A0" w:firstRow="1" w:lastRow="0" w:firstColumn="1" w:lastColumn="0" w:noHBand="0" w:noVBand="1"/>
       </w:tblPr>
       <w:tblGrid>
@@ -21,7 +22,7 @@
         <w:gridCol w:w="2763"/>
         <w:gridCol w:w="4586"/>
         <w:gridCol w:w="2895"/>
-        <w:gridCol w:w="373"/>
+        <w:gridCol w:w="408"/>
       </w:tblGrid>
       <w:tr>
         <w:trPr>
@@ -29,7 +30,7 @@
         </w:trPr>
         <w:tc>
           <w:tcPr>
-            <w:tcW w:w="10988" w:type="dxa"/>
+            <w:tcW w:w="11023" w:type="dxa"/>
             <w:gridSpan w:val="5"/>
           </w:tcPr>
           <w:p>
@@ -108,7 +109,7 @@
         </w:tc>
         <w:tc>
           <w:tcPr>
-            <w:tcW w:w="373" w:type="dxa"/>
+            <w:tcW w:w="408" w:type="dxa"/>
             <w:vMerge w:val="restart"/>
           </w:tcPr>
           <w:p>
@@ -188,7 +189,7 @@
         </w:tc>
         <w:tc>
           <w:tcPr>
-            <w:tcW w:w="373" w:type="dxa"/>
+            <w:tcW w:w="408" w:type="dxa"/>
             <w:vMerge/>
           </w:tcPr>
           <w:p>
@@ -286,7 +287,7 @@
         </w:tc>
         <w:tc>
           <w:tcPr>
-            <w:tcW w:w="373" w:type="dxa"/>
+            <w:tcW w:w="408" w:type="dxa"/>
             <w:vMerge/>
           </w:tcPr>
           <w:p>
@@ -383,7 +384,7 @@
         </w:tc>
         <w:tc>
           <w:tcPr>
-            <w:tcW w:w="373" w:type="dxa"/>
+            <w:tcW w:w="408" w:type="dxa"/>
             <w:vMerge/>
           </w:tcPr>
           <w:p>
@@ -460,7 +461,7 @@
         </w:tc>
         <w:tc>
           <w:tcPr>
-            <w:tcW w:w="373" w:type="dxa"/>
+            <w:tcW w:w="408" w:type="dxa"/>
             <w:vMerge/>
           </w:tcPr>
           <w:p>
@@ -504,7 +505,6 @@
                 <w:rFonts w:ascii="Times New Roman" w:hAnsi="Times New Roman" w:cs="Times New Roman"/>
                 <w:sz w:val="32"/>
                 <w:szCs w:val="32"/>
-                <w:lang w:val="en-US"/>
               </w:rPr>
             </w:pPr>
             <w:r>
@@ -648,7 +648,7 @@
         </w:tc>
         <w:tc>
           <w:tcPr>
-            <w:tcW w:w="373" w:type="dxa"/>
+            <w:tcW w:w="408" w:type="dxa"/>
             <w:vMerge/>
           </w:tcPr>
           <w:p>
@@ -730,7 +730,7 @@
         </w:tc>
         <w:tc>
           <w:tcPr>
-            <w:tcW w:w="373" w:type="dxa"/>
+            <w:tcW w:w="408" w:type="dxa"/>
             <w:vMerge/>
           </w:tcPr>
           <w:p>
@@ -882,7 +882,7 @@
         </w:tc>
         <w:tc>
           <w:tcPr>
-            <w:tcW w:w="373" w:type="dxa"/>
+            <w:tcW w:w="408" w:type="dxa"/>
             <w:vMerge/>
           </w:tcPr>
           <w:p>
@@ -964,7 +964,7 @@
         </w:tc>
         <w:tc>
           <w:tcPr>
-            <w:tcW w:w="373" w:type="dxa"/>
+            <w:tcW w:w="408" w:type="dxa"/>
             <w:vMerge/>
           </w:tcPr>
           <w:p>
@@ -1024,7 +1024,7 @@
         </w:tc>
         <w:tc>
           <w:tcPr>
-            <w:tcW w:w="373" w:type="dxa"/>
+            <w:tcW w:w="408" w:type="dxa"/>
             <w:vMerge/>
           </w:tcPr>
           <w:p>
@@ -1109,7 +1109,7 @@
         </w:tc>
         <w:tc>
           <w:tcPr>
-            <w:tcW w:w="373" w:type="dxa"/>
+            <w:tcW w:w="408" w:type="dxa"/>
             <w:vMerge/>
           </w:tcPr>
           <w:p>
@@ -1198,24 +1198,24 @@
         </w:tc>
         <w:tc>
           <w:tcPr>
-            <w:tcW w:w="2846" w:type="dxa"/>
-            <w:tcBorders>
-              <w:left w:val="double" w:sz="12" w:space="0" w:color="auto"/>
-            </w:tcBorders>
-          </w:tcPr>
-          <w:p>
-            <w:pPr>
-              <w:rPr>
-                <w:rFonts w:ascii="Times New Roman" w:hAnsi="Times New Roman" w:cs="Times New Roman"/>
-                <w:sz w:val="32"/>
-                <w:szCs w:val="32"/>
-              </w:rPr>
-            </w:pPr>
-          </w:p>
-        </w:tc>
-        <w:tc>
-          <w:tcPr>
-            <w:tcW w:w="373" w:type="dxa"/>
+            <w:tcW w:w="2895" w:type="dxa"/>
+            <w:tcBorders>
+              <w:left w:val="double" w:sz="12" w:space="0" w:color="auto"/>
+            </w:tcBorders>
+          </w:tcPr>
+          <w:p>
+            <w:pPr>
+              <w:rPr>
+                <w:rFonts w:ascii="Times New Roman" w:hAnsi="Times New Roman" w:cs="Times New Roman"/>
+                <w:sz w:val="32"/>
+                <w:szCs w:val="32"/>
+              </w:rPr>
+            </w:pPr>
+          </w:p>
+        </w:tc>
+        <w:tc>
+          <w:tcPr>
+            <w:tcW w:w="408" w:type="dxa"/>
             <w:vMerge/>
           </w:tcPr>
           <w:p>
@@ -1307,7 +1307,7 @@
         </w:tc>
         <w:tc>
           <w:tcPr>
-            <w:tcW w:w="373" w:type="dxa"/>
+            <w:tcW w:w="408" w:type="dxa"/>
             <w:vMerge/>
           </w:tcPr>
           <w:p>
@@ -1324,7 +1324,7 @@
       </w:tr>
       <w:tr>
         <w:trPr>
-          <w:trHeight w:val="717"/>
+          <w:trHeight w:val="1288"/>
         </w:trPr>
         <w:tc>
           <w:tcPr>
@@ -1398,7 +1398,7 @@
         </w:tc>
         <w:tc>
           <w:tcPr>
-            <w:tcW w:w="373" w:type="dxa"/>
+            <w:tcW w:w="408" w:type="dxa"/>
           </w:tcPr>
           <w:p>
             <w:pPr>
@@ -1414,11 +1414,11 @@
       </w:tr>
       <w:tr>
         <w:trPr>
-          <w:trHeight w:val="682"/>
+          <w:trHeight w:val="814"/>
         </w:trPr>
         <w:tc>
           <w:tcPr>
-            <w:tcW w:w="10988" w:type="dxa"/>
+            <w:tcW w:w="11023" w:type="dxa"/>
             <w:gridSpan w:val="5"/>
           </w:tcPr>
           <w:p>
@@ -1441,7 +1441,7 @@
         </w:rPr>
         <w:sectPr>
           <w:pgSz w:w="11906" w:h="16838"/>
-          <w:pgMar w:top="567" w:right="567" w:bottom="567" w:left="567" w:header="709" w:footer="709" w:gutter="0"/>
+          <w:pgMar w:top="284" w:right="567" w:bottom="142" w:left="567" w:header="709" w:footer="709" w:gutter="0"/>
           <w:cols w:space="708"/>
           <w:docGrid w:linePitch="360"/>
         </w:sectPr>
@@ -4166,6 +4166,7 @@
         <w:rPr>
           <w:sz w:val="20"/>
           <w:szCs w:val="20"/>
+          <w:lang w:val="en-US"/>
         </w:rPr>
       </w:pPr>
     </w:p>
@@ -5009,4 +5010,16 @@
   <a:objectDefaults/>
   <a:extraClrSchemeLst/>
 </a:theme>
+</file>
+
+<file path=customXml/item1.xml><?xml version="1.0" encoding="utf-8"?>
+<b:Sources xmlns:b="http://schemas.openxmlformats.org/officeDocument/2006/bibliography" xmlns="http://schemas.openxmlformats.org/officeDocument/2006/bibliography" SelectedStyle="\APASixthEditionOfficeOnline.xsl" StyleName="APA" Version="6"/>
+</file>
+
+<file path=customXml/itemProps1.xml><?xml version="1.0" encoding="utf-8"?>
+<ds:datastoreItem xmlns:ds="http://schemas.openxmlformats.org/officeDocument/2006/customXml" ds:itemID="{1437177D-1C30-49AD-A6A2-096B11195225}">
+  <ds:schemaRefs>
+    <ds:schemaRef ds:uri="http://schemas.openxmlformats.org/officeDocument/2006/bibliography"/>
+  </ds:schemaRefs>
+</ds:datastoreItem>
 </file>